--- a/תיעוד.docx
+++ b/תיעוד.docx
@@ -1,9 +1,10 @@
 
 <file path=word/document.xml><?xml version="1.0" encoding="utf-8"?>
-<w:document xmlns:wpc="http://schemas.microsoft.com/office/word/2010/wordprocessingCanvas" xmlns:cx="http://schemas.microsoft.com/office/drawing/2014/chartex" xmlns:cx1="http://schemas.microsoft.com/office/drawing/2015/9/8/chartex" xmlns:cx2="http://schemas.microsoft.com/office/drawing/2015/10/21/chartex" xmlns:cx3="http://schemas.microsoft.com/office/drawing/2016/5/9/chartex" xmlns:cx4="http://schemas.microsoft.com/office/drawing/2016/5/10/chartex" xmlns:cx5="http://schemas.microsoft.com/office/drawing/2016/5/11/chartex" xmlns:cx6="http://schemas.microsoft.com/office/drawing/2016/5/12/chartex" xmlns:cx7="http://schemas.microsoft.com/office/drawing/2016/5/13/chartex" xmlns:cx8="http://schemas.microsoft.com/office/drawing/2016/5/14/chartex" xmlns:mc="http://schemas.openxmlformats.org/markup-compatibility/2006" xmlns:aink="http://schemas.microsoft.com/office/drawing/2016/ink" xmlns:am3d="http://schemas.microsoft.com/office/drawing/2017/model3d" xmlns:o="urn:schemas-microsoft-com:office:office" xmlns:r="http://schemas.openxmlformats.org/officeDocument/2006/relationships" xmlns:m="http://schemas.openxmlformats.org/officeDocument/2006/math" xmlns:v="urn:schemas-microsoft-com:vml" xmlns:wp14="http://schemas.microsoft.com/office/word/2010/wordprocessingDrawing" xmlns:wp="http://schemas.openxmlformats.org/drawingml/2006/wordprocessingDrawing" xmlns:w10="urn:schemas-microsoft-com:office:word" xmlns:w="http://schemas.openxmlformats.org/wordprocessingml/2006/main" xmlns:w14="http://schemas.microsoft.com/office/word/2010/wordml" xmlns:w15="http://schemas.microsoft.com/office/word/2012/wordml" xmlns:w16cex="http://schemas.microsoft.com/office/word/2018/wordml/cex" xmlns:w16cid="http://schemas.microsoft.com/office/word/2016/wordml/cid" xmlns:w16="http://schemas.microsoft.com/office/word/2018/wordml" xmlns:w16sdtdh="http://schemas.microsoft.com/office/word/2020/wordml/sdtdatahash" xmlns:w16se="http://schemas.microsoft.com/office/word/2015/wordml/symex" xmlns:wpg="http://schemas.microsoft.com/office/word/2010/wordprocessingGroup" xmlns:wpi="http://schemas.microsoft.com/office/word/2010/wordprocessingInk" xmlns:wne="http://schemas.microsoft.com/office/word/2006/wordml" xmlns:wps="http://schemas.microsoft.com/office/word/2010/wordprocessingShape" mc:Ignorable="w14 w15 w16se w16cid w16 w16cex w16sdtdh wp14">
+<w:document xmlns:wpc="http://schemas.microsoft.com/office/word/2010/wordprocessingCanvas" xmlns:cx="http://schemas.microsoft.com/office/drawing/2014/chartex" xmlns:cx1="http://schemas.microsoft.com/office/drawing/2015/9/8/chartex" xmlns:cx2="http://schemas.microsoft.com/office/drawing/2015/10/21/chartex" xmlns:cx3="http://schemas.microsoft.com/office/drawing/2016/5/9/chartex" xmlns:cx4="http://schemas.microsoft.com/office/drawing/2016/5/10/chartex" xmlns:cx5="http://schemas.microsoft.com/office/drawing/2016/5/11/chartex" xmlns:cx6="http://schemas.microsoft.com/office/drawing/2016/5/12/chartex" xmlns:cx7="http://schemas.microsoft.com/office/drawing/2016/5/13/chartex" xmlns:cx8="http://schemas.microsoft.com/office/drawing/2016/5/14/chartex" xmlns:mc="http://schemas.openxmlformats.org/markup-compatibility/2006" xmlns:aink="http://schemas.microsoft.com/office/drawing/2016/ink" xmlns:am3d="http://schemas.microsoft.com/office/drawing/2017/model3d" xmlns:o="urn:schemas-microsoft-com:office:office" xmlns:oel="http://schemas.microsoft.com/office/2019/extlst" xmlns:r="http://schemas.openxmlformats.org/officeDocument/2006/relationships" xmlns:m="http://schemas.openxmlformats.org/officeDocument/2006/math" xmlns:v="urn:schemas-microsoft-com:vml" xmlns:wp14="http://schemas.microsoft.com/office/word/2010/wordprocessingDrawing" xmlns:wp="http://schemas.openxmlformats.org/drawingml/2006/wordprocessingDrawing" xmlns:w10="urn:schemas-microsoft-com:office:word" xmlns:w="http://schemas.openxmlformats.org/wordprocessingml/2006/main" xmlns:w14="http://schemas.microsoft.com/office/word/2010/wordml" xmlns:w15="http://schemas.microsoft.com/office/word/2012/wordml" xmlns:w16cex="http://schemas.microsoft.com/office/word/2018/wordml/cex" xmlns:w16cid="http://schemas.microsoft.com/office/word/2016/wordml/cid" xmlns:w16="http://schemas.microsoft.com/office/word/2018/wordml" xmlns:w16sdtdh="http://schemas.microsoft.com/office/word/2020/wordml/sdtdatahash" xmlns:w16se="http://schemas.microsoft.com/office/word/2015/wordml/symex" xmlns:wpg="http://schemas.microsoft.com/office/word/2010/wordprocessingGroup" xmlns:wpi="http://schemas.microsoft.com/office/word/2010/wordprocessingInk" xmlns:wne="http://schemas.microsoft.com/office/word/2006/wordml" xmlns:wps="http://schemas.microsoft.com/office/word/2010/wordprocessingShape" mc:Ignorable="w14 w15 w16se w16cid w16 w16cex w16sdtdh wp14">
   <w:body>
     <w:p>
       <w:pPr>
+        <w:bidi w:val="0"/>
         <w:rPr>
           <w:rtl/>
         </w:rPr>
@@ -18,6 +19,7 @@
     </w:p>
     <w:p>
       <w:pPr>
+        <w:bidi w:val="0"/>
         <w:rPr>
           <w:rtl/>
         </w:rPr>
@@ -32,6 +34,7 @@
     </w:p>
     <w:p>
       <w:pPr>
+        <w:bidi w:val="0"/>
         <w:rPr>
           <w:rtl/>
         </w:rPr>
@@ -55,6 +58,9 @@
       </w:r>
     </w:p>
     <w:p>
+      <w:pPr>
+        <w:bidi w:val="0"/>
+      </w:pPr>
       <w:r>
         <w:rPr>
           <w:rFonts w:cs="Arial"/>
@@ -69,6 +75,9 @@
       <w:proofErr w:type="spellEnd"/>
     </w:p>
     <w:p>
+      <w:pPr>
+        <w:bidi w:val="0"/>
+      </w:pPr>
       <w:r>
         <w:rPr>
           <w:rFonts w:cs="Arial"/>
@@ -81,6 +90,9 @@
       </w:r>
     </w:p>
     <w:p>
+      <w:pPr>
+        <w:bidi w:val="0"/>
+      </w:pPr>
       <w:r>
         <w:rPr>
           <w:rFonts w:cs="Arial"/>
@@ -95,6 +107,9 @@
       <w:proofErr w:type="spellEnd"/>
     </w:p>
     <w:p>
+      <w:pPr>
+        <w:bidi w:val="0"/>
+      </w:pPr>
       <w:r>
         <w:rPr>
           <w:rFonts w:cs="Arial"/>
@@ -107,6 +122,9 @@
       </w:r>
     </w:p>
     <w:p>
+      <w:pPr>
+        <w:bidi w:val="0"/>
+      </w:pPr>
       <w:r>
         <w:rPr>
           <w:rFonts w:cs="Arial"/>
@@ -121,6 +139,9 @@
       <w:proofErr w:type="spellEnd"/>
     </w:p>
     <w:p>
+      <w:pPr>
+        <w:bidi w:val="0"/>
+      </w:pPr>
       <w:r>
         <w:rPr>
           <w:rFonts w:cs="Arial"/>
@@ -134,13 +155,15 @@
     </w:p>
     <w:p>
       <w:pPr>
-        <w:rPr>
-          <w:rtl/>
-        </w:rPr>
-      </w:pPr>
-    </w:p>
-    <w:p>
-      <w:pPr>
+        <w:bidi w:val="0"/>
+        <w:rPr>
+          <w:rtl/>
+        </w:rPr>
+      </w:pPr>
+    </w:p>
+    <w:p>
+      <w:pPr>
+        <w:bidi w:val="0"/>
         <w:rPr>
           <w:rtl/>
         </w:rPr>
@@ -164,6 +187,13 @@
       </w:r>
     </w:p>
     <w:p>
+      <w:pPr>
+        <w:bidi w:val="0"/>
+        <w:rPr>
+          <w:rFonts w:hint="cs"/>
+          <w:rtl/>
+        </w:rPr>
+      </w:pPr>
       <w:r>
         <w:rPr>
           <w:rFonts w:cs="Arial"/>
@@ -179,6 +209,7 @@
     </w:p>
     <w:p>
       <w:pPr>
+        <w:bidi w:val="0"/>
         <w:rPr>
           <w:rtl/>
         </w:rPr>
@@ -204,6 +235,9 @@
       </w:r>
     </w:p>
     <w:p>
+      <w:pPr>
+        <w:bidi w:val="0"/>
+      </w:pPr>
       <w:r>
         <w:rPr>
           <w:rFonts w:cs="Arial"/>
@@ -218,6 +252,9 @@
       <w:proofErr w:type="spellEnd"/>
     </w:p>
     <w:p>
+      <w:pPr>
+        <w:bidi w:val="0"/>
+      </w:pPr>
       <w:r>
         <w:rPr>
           <w:rFonts w:cs="Arial"/>
@@ -233,45 +270,862 @@
     </w:p>
     <w:p>
       <w:pPr>
+        <w:bidi w:val="0"/>
+        <w:rPr>
+          <w:rtl/>
+        </w:rPr>
+      </w:pPr>
+      <w:r>
+        <w:rPr>
+          <w:rFonts w:cs="Arial"/>
+          <w:rtl/>
+        </w:rPr>
+        <w:t xml:space="preserve">   - </w:t>
+      </w:r>
+      <w:proofErr w:type="spellStart"/>
+      <w:r>
+        <w:t>LoanTerm</w:t>
+      </w:r>
+      <w:proofErr w:type="spellEnd"/>
+    </w:p>
+    <w:p>
+      <w:pPr>
+        <w:bidi w:val="0"/>
+      </w:pPr>
+      <w:r>
+        <w:rPr>
+          <w:rFonts w:cs="Arial"/>
+          <w:rtl/>
+        </w:rPr>
+        <w:t xml:space="preserve">   - </w:t>
+      </w:r>
+      <w:proofErr w:type="spellStart"/>
+      <w:r>
+        <w:t>MonthlyPayment</w:t>
+      </w:r>
+      <w:proofErr w:type="spellEnd"/>
+    </w:p>
+    <w:p>
+      <w:pPr>
+        <w:bidi w:val="0"/>
+      </w:pPr>
+      <w:r>
+        <w:rPr>
+          <w:rFonts w:cs="Arial"/>
+          <w:rtl/>
+        </w:rPr>
+        <w:t xml:space="preserve">   - </w:t>
+      </w:r>
+      <w:proofErr w:type="spellStart"/>
+      <w:r>
+        <w:t>LoanStatus</w:t>
+      </w:r>
+      <w:proofErr w:type="spellEnd"/>
+      <w:r>
+        <w:rPr>
+          <w:rFonts w:cs="Arial"/>
+          <w:rtl/>
+        </w:rPr>
+        <w:t xml:space="preserve"> (למשל: בתהליך, אושר, נדחה)</w:t>
+      </w:r>
+    </w:p>
+    <w:p>
+      <w:pPr>
+        <w:bidi w:val="0"/>
+        <w:rPr>
+          <w:rtl/>
+        </w:rPr>
+      </w:pPr>
+    </w:p>
+    <w:p>
+      <w:pPr>
+        <w:bidi w:val="0"/>
+        <w:rPr>
+          <w:rFonts w:cs="Arial"/>
+          <w:rtl/>
+        </w:rPr>
+      </w:pPr>
+      <w:r>
+        <w:rPr>
+          <w:rFonts w:cs="Arial" w:hint="cs"/>
+          <w:rtl/>
+        </w:rPr>
+        <w:t>3</w:t>
+      </w:r>
+      <w:r>
+        <w:rPr>
+          <w:rFonts w:cs="Arial"/>
+          <w:rtl/>
+        </w:rPr>
+        <w:t>. טבלת תשלומים (</w:t>
+      </w:r>
+      <w:r>
+        <w:t>Payments</w:t>
+      </w:r>
+      <w:r>
+        <w:rPr>
+          <w:rFonts w:cs="Arial"/>
+          <w:rtl/>
+        </w:rPr>
+        <w:t>)</w:t>
+      </w:r>
+    </w:p>
+    <w:p>
+      <w:pPr>
+        <w:bidi w:val="0"/>
+      </w:pPr>
+      <w:r>
+        <w:rPr>
+          <w:rFonts w:cs="Arial"/>
+          <w:rtl/>
+        </w:rPr>
+        <w:t xml:space="preserve">   - </w:t>
+      </w:r>
+      <w:proofErr w:type="spellStart"/>
+      <w:r>
+        <w:t>PaymentID</w:t>
+      </w:r>
+      <w:proofErr w:type="spellEnd"/>
+    </w:p>
+    <w:p>
+      <w:pPr>
+        <w:bidi w:val="0"/>
+        <w:rPr>
+          <w:rtl/>
+        </w:rPr>
+      </w:pPr>
+      <w:r>
+        <w:rPr>
+          <w:rFonts w:cs="Arial"/>
+          <w:rtl/>
+        </w:rPr>
+        <w:t xml:space="preserve">   - </w:t>
+      </w:r>
+      <w:proofErr w:type="spellStart"/>
+      <w:r>
+        <w:t>MortgageID</w:t>
+      </w:r>
+      <w:proofErr w:type="spellEnd"/>
+      <w:r>
+        <w:rPr>
+          <w:rFonts w:cs="Arial"/>
+          <w:rtl/>
+        </w:rPr>
+        <w:t xml:space="preserve"> (קישור לטבלת משכנתאות)</w:t>
+      </w:r>
+    </w:p>
+    <w:p>
+      <w:pPr>
+        <w:bidi w:val="0"/>
+      </w:pPr>
+      <w:r>
+        <w:rPr>
+          <w:rFonts w:cs="Arial"/>
+          <w:rtl/>
+        </w:rPr>
+        <w:t xml:space="preserve">   - </w:t>
+      </w:r>
+      <w:proofErr w:type="spellStart"/>
+      <w:r>
+        <w:t>PaymentDate</w:t>
+      </w:r>
+      <w:proofErr w:type="spellEnd"/>
+    </w:p>
+    <w:p>
+      <w:pPr>
+        <w:bidi w:val="0"/>
+      </w:pPr>
+      <w:r>
+        <w:rPr>
+          <w:rFonts w:cs="Arial"/>
+          <w:rtl/>
+        </w:rPr>
+        <w:t xml:space="preserve">   - </w:t>
+      </w:r>
+      <w:proofErr w:type="spellStart"/>
+      <w:r>
+        <w:t>PaymentAmount</w:t>
+      </w:r>
+      <w:proofErr w:type="spellEnd"/>
+    </w:p>
+    <w:p>
+      <w:pPr>
+        <w:bidi w:val="0"/>
+        <w:rPr>
+          <w:rtl/>
+        </w:rPr>
+      </w:pPr>
+      <w:r>
+        <w:rPr>
+          <w:rFonts w:cs="Arial"/>
+          <w:rtl/>
+        </w:rPr>
+        <w:t xml:space="preserve">   - </w:t>
+      </w:r>
+      <w:proofErr w:type="spellStart"/>
+      <w:r>
+        <w:t>PaymentStatus</w:t>
+      </w:r>
+      <w:proofErr w:type="spellEnd"/>
+      <w:r>
+        <w:rPr>
+          <w:rFonts w:cs="Arial"/>
+          <w:rtl/>
+        </w:rPr>
+        <w:t xml:space="preserve"> (למשל: שולם, לא שולם)</w:t>
+      </w:r>
+    </w:p>
+    <w:p>
+      <w:pPr>
+        <w:bidi w:val="0"/>
+        <w:rPr>
+          <w:rtl/>
+        </w:rPr>
+      </w:pPr>
+    </w:p>
+    <w:p>
+      <w:pPr>
+        <w:bidi w:val="0"/>
+        <w:rPr>
+          <w:rtl/>
+        </w:rPr>
+      </w:pPr>
+      <w:r>
+        <w:rPr>
+          <w:rFonts w:cs="Arial" w:hint="cs"/>
+          <w:rtl/>
+        </w:rPr>
+        <w:t>4</w:t>
+      </w:r>
+      <w:r>
+        <w:rPr>
+          <w:rFonts w:cs="Arial"/>
+          <w:rtl/>
+        </w:rPr>
+        <w:t>. טבלת משתמשים (</w:t>
+      </w:r>
+      <w:r>
+        <w:t>Users</w:t>
+      </w:r>
+      <w:r>
+        <w:rPr>
+          <w:rFonts w:cs="Arial"/>
+          <w:rtl/>
+        </w:rPr>
+        <w:t>)</w:t>
+      </w:r>
+    </w:p>
+    <w:p>
+      <w:pPr>
+        <w:bidi w:val="0"/>
+      </w:pPr>
+      <w:r>
+        <w:rPr>
+          <w:rFonts w:cs="Arial"/>
+          <w:rtl/>
+        </w:rPr>
+        <w:t xml:space="preserve">   - </w:t>
+      </w:r>
+      <w:proofErr w:type="spellStart"/>
+      <w:r>
+        <w:t>UserID</w:t>
+      </w:r>
+      <w:proofErr w:type="spellEnd"/>
+    </w:p>
+    <w:p>
+      <w:pPr>
+        <w:bidi w:val="0"/>
+      </w:pPr>
+      <w:r>
+        <w:rPr>
+          <w:rFonts w:cs="Arial"/>
+          <w:rtl/>
+        </w:rPr>
+        <w:t xml:space="preserve">   - </w:t>
+      </w:r>
+      <w:r>
+        <w:t>Username</w:t>
+      </w:r>
+    </w:p>
+    <w:p>
+      <w:pPr>
+        <w:bidi w:val="0"/>
+      </w:pPr>
+      <w:r>
+        <w:rPr>
+          <w:rFonts w:cs="Arial"/>
+          <w:rtl/>
+        </w:rPr>
+        <w:t xml:space="preserve">   - </w:t>
+      </w:r>
+      <w:r>
+        <w:t>Password</w:t>
+      </w:r>
+    </w:p>
+    <w:p>
+      <w:pPr>
+        <w:bidi w:val="0"/>
+        <w:rPr>
+          <w:rtl/>
+        </w:rPr>
+      </w:pPr>
+      <w:r>
+        <w:rPr>
+          <w:rFonts w:cs="Arial"/>
+          <w:rtl/>
+        </w:rPr>
+        <w:t xml:space="preserve">   - </w:t>
+      </w:r>
+      <w:r>
+        <w:t>Role</w:t>
+      </w:r>
+      <w:r>
+        <w:rPr>
+          <w:rFonts w:cs="Arial"/>
+          <w:rtl/>
+        </w:rPr>
+        <w:t xml:space="preserve"> (למשל: יועץ, מנהל)</w:t>
+      </w:r>
+    </w:p>
+    <w:p>
+      <w:pPr>
+        <w:bidi w:val="0"/>
         <w:rPr>
           <w:rFonts w:hint="cs"/>
           <w:rtl/>
         </w:rPr>
       </w:pPr>
-      <w:r>
-        <w:rPr>
-          <w:rFonts w:cs="Arial"/>
-          <w:rtl/>
-        </w:rPr>
-        <w:t xml:space="preserve">   - </w:t>
+    </w:p>
+    <w:p>
+      <w:pPr>
+        <w:bidi w:val="0"/>
+        <w:rPr>
+          <w:b/>
+          <w:bCs/>
+        </w:rPr>
+      </w:pPr>
+      <w:r>
+        <w:rPr>
+          <w:b/>
+          <w:bCs/>
+          <w:rtl/>
+        </w:rPr>
+        <w:t>הסבר מפורט לכל הטבלאות</w:t>
+      </w:r>
+      <w:r>
+        <w:rPr>
+          <w:b/>
+          <w:bCs/>
+        </w:rPr>
+        <w:t>:</w:t>
+      </w:r>
+    </w:p>
+    <w:p>
+      <w:pPr>
+        <w:bidi w:val="0"/>
+        <w:rPr>
+          <w:b/>
+          <w:bCs/>
+        </w:rPr>
+      </w:pPr>
+      <w:r>
+        <w:rPr>
+          <w:b/>
+          <w:bCs/>
+        </w:rPr>
+        <w:t xml:space="preserve">1. </w:t>
+      </w:r>
+      <w:r>
+        <w:rPr>
+          <w:b/>
+          <w:bCs/>
+          <w:rtl/>
+        </w:rPr>
+        <w:t>טבלת לקוחות</w:t>
+      </w:r>
+      <w:r>
+        <w:rPr>
+          <w:b/>
+          <w:bCs/>
+        </w:rPr>
+        <w:t xml:space="preserve"> (Customers)</w:t>
+      </w:r>
+    </w:p>
+    <w:p>
+      <w:pPr>
+        <w:bidi w:val="0"/>
+      </w:pPr>
+      <w:r>
+        <w:t xml:space="preserve">- </w:t>
+      </w:r>
+      <w:proofErr w:type="spellStart"/>
+      <w:r>
+        <w:t>CustomerID</w:t>
+      </w:r>
+      <w:proofErr w:type="spellEnd"/>
+      <w:r>
+        <w:t xml:space="preserve"> (PK) - </w:t>
+      </w:r>
+      <w:r>
+        <w:rPr>
+          <w:rtl/>
+        </w:rPr>
+        <w:t>מזהה ייחודי ללקוח במערכת</w:t>
+      </w:r>
+    </w:p>
+    <w:p>
+      <w:pPr>
+        <w:bidi w:val="0"/>
+      </w:pPr>
+      <w:r>
+        <w:t xml:space="preserve">- FirstName - </w:t>
+      </w:r>
+      <w:r>
+        <w:rPr>
+          <w:rtl/>
+        </w:rPr>
+        <w:t>שם פרטי של הלקוח</w:t>
+      </w:r>
+    </w:p>
+    <w:p>
+      <w:pPr>
+        <w:bidi w:val="0"/>
+      </w:pPr>
+      <w:r>
+        <w:t xml:space="preserve">- </w:t>
+      </w:r>
+      <w:proofErr w:type="spellStart"/>
+      <w:r>
+        <w:t>LastName</w:t>
+      </w:r>
+      <w:proofErr w:type="spellEnd"/>
+      <w:r>
+        <w:t xml:space="preserve"> - </w:t>
+      </w:r>
+      <w:r>
+        <w:rPr>
+          <w:rtl/>
+        </w:rPr>
+        <w:t>שם משפחה של הלקוח</w:t>
+      </w:r>
+    </w:p>
+    <w:p>
+      <w:pPr>
+        <w:bidi w:val="0"/>
+      </w:pPr>
+      <w:r>
+        <w:t xml:space="preserve">- Email - </w:t>
+      </w:r>
+      <w:r>
+        <w:rPr>
+          <w:rtl/>
+        </w:rPr>
+        <w:t>כתובת אימייל ליצירת קשר ושליחת מסמכים</w:t>
+      </w:r>
+    </w:p>
+    <w:p>
+      <w:pPr>
+        <w:bidi w:val="0"/>
+        <w:rPr>
+          <w:rFonts w:hint="cs"/>
+          <w:rtl/>
+        </w:rPr>
+      </w:pPr>
+      <w:r>
+        <w:t xml:space="preserve">- </w:t>
+      </w:r>
+      <w:proofErr w:type="spellStart"/>
+      <w:r>
+        <w:t>PhoneNumber</w:t>
+      </w:r>
+      <w:proofErr w:type="spellEnd"/>
+      <w:r>
+        <w:t xml:space="preserve"> - </w:t>
+      </w:r>
+      <w:r>
+        <w:rPr>
+          <w:rtl/>
+        </w:rPr>
+        <w:t>מספר טלפון ליצירת קשר</w:t>
+      </w:r>
+    </w:p>
+    <w:p>
+      <w:pPr>
+        <w:bidi w:val="0"/>
+      </w:pPr>
+      <w:r>
+        <w:t xml:space="preserve">- Address - </w:t>
+      </w:r>
+      <w:r>
+        <w:rPr>
+          <w:rtl/>
+        </w:rPr>
+        <w:t>כתובת מגורים של הלקוח</w:t>
+      </w:r>
+    </w:p>
+    <w:p>
+      <w:pPr>
+        <w:bidi w:val="0"/>
+      </w:pPr>
+      <w:r>
+        <w:t xml:space="preserve">- </w:t>
+      </w:r>
+      <w:proofErr w:type="spellStart"/>
+      <w:r>
+        <w:t>DateOfBirth</w:t>
+      </w:r>
+      <w:proofErr w:type="spellEnd"/>
+      <w:r>
+        <w:t xml:space="preserve"> - </w:t>
+      </w:r>
+      <w:r>
+        <w:rPr>
+          <w:rtl/>
+        </w:rPr>
+        <w:t>תאריך לידה לחישוב גיל ובדיקת זכאות</w:t>
+      </w:r>
+    </w:p>
+    <w:p>
+      <w:pPr>
+        <w:bidi w:val="0"/>
+      </w:pPr>
+      <w:r>
+        <w:t xml:space="preserve">- </w:t>
+      </w:r>
+      <w:proofErr w:type="spellStart"/>
+      <w:r>
+        <w:t>IdentityNumber</w:t>
+      </w:r>
+      <w:proofErr w:type="spellEnd"/>
+      <w:r>
+        <w:t xml:space="preserve"> - </w:t>
+      </w:r>
+      <w:r>
+        <w:rPr>
+          <w:rtl/>
+        </w:rPr>
+        <w:t>מספר תעודת זהות לזיהוי ייחודי</w:t>
+      </w:r>
+    </w:p>
+    <w:p>
+      <w:pPr>
+        <w:bidi w:val="0"/>
+      </w:pPr>
+      <w:r>
+        <w:t xml:space="preserve">- </w:t>
+      </w:r>
+      <w:proofErr w:type="spellStart"/>
+      <w:r>
+        <w:t>MonthlyIncome</w:t>
+      </w:r>
+      <w:proofErr w:type="spellEnd"/>
+      <w:r>
+        <w:t xml:space="preserve"> - </w:t>
+      </w:r>
+      <w:r>
+        <w:rPr>
+          <w:rtl/>
+        </w:rPr>
+        <w:t>הכנסה חודשית לחישוב יכולת החזר</w:t>
+      </w:r>
+    </w:p>
+    <w:p>
+      <w:pPr>
+        <w:bidi w:val="0"/>
+      </w:pPr>
+      <w:r>
+        <w:t xml:space="preserve">- </w:t>
+      </w:r>
+      <w:proofErr w:type="spellStart"/>
+      <w:r>
+        <w:t>CreditScore</w:t>
+      </w:r>
+      <w:proofErr w:type="spellEnd"/>
+      <w:r>
+        <w:t xml:space="preserve"> - </w:t>
+      </w:r>
+      <w:r>
+        <w:rPr>
+          <w:rtl/>
+        </w:rPr>
+        <w:t xml:space="preserve">ציון אשראי לבדיקת כשירות </w:t>
+      </w:r>
+      <w:proofErr w:type="spellStart"/>
+      <w:r>
+        <w:rPr>
+          <w:rtl/>
+        </w:rPr>
+        <w:t>אשראית</w:t>
+      </w:r>
+      <w:proofErr w:type="spellEnd"/>
+    </w:p>
+    <w:p>
+      <w:pPr>
+        <w:bidi w:val="0"/>
+      </w:pPr>
+      <w:r>
+        <w:t xml:space="preserve">- </w:t>
+      </w:r>
+      <w:proofErr w:type="spellStart"/>
+      <w:r>
+        <w:t>CreatedDate</w:t>
+      </w:r>
+      <w:proofErr w:type="spellEnd"/>
+      <w:r>
+        <w:t xml:space="preserve"> - </w:t>
+      </w:r>
+      <w:r>
+        <w:rPr>
+          <w:rtl/>
+        </w:rPr>
+        <w:t>תאריך הוספת הלקוח למערכת</w:t>
+      </w:r>
+    </w:p>
+    <w:p>
+      <w:pPr>
+        <w:bidi w:val="0"/>
+      </w:pPr>
+      <w:r>
+        <w:t xml:space="preserve">- </w:t>
+      </w:r>
+      <w:proofErr w:type="spellStart"/>
+      <w:r>
+        <w:t>UpdatedDate</w:t>
+      </w:r>
+      <w:proofErr w:type="spellEnd"/>
+      <w:r>
+        <w:t xml:space="preserve"> - </w:t>
+      </w:r>
+      <w:r>
+        <w:rPr>
+          <w:rtl/>
+        </w:rPr>
+        <w:t>תאריך עדכון אחרון של פרטי הלקוח</w:t>
+      </w:r>
+    </w:p>
+    <w:p>
+      <w:pPr>
+        <w:bidi w:val="0"/>
+      </w:pPr>
+      <w:proofErr w:type="spellStart"/>
+      <w:r>
+        <w:t>Copysql</w:t>
+      </w:r>
+      <w:proofErr w:type="spellEnd"/>
+    </w:p>
+    <w:p>
+      <w:pPr>
+        <w:bidi w:val="0"/>
+        <w:rPr>
+          <w:b/>
+          <w:bCs/>
+        </w:rPr>
+      </w:pPr>
+      <w:r>
+        <w:rPr>
+          <w:b/>
+          <w:bCs/>
+        </w:rPr>
+        <w:t xml:space="preserve">2. </w:t>
+      </w:r>
+      <w:r>
+        <w:rPr>
+          <w:b/>
+          <w:bCs/>
+          <w:rtl/>
+        </w:rPr>
+        <w:t>טבלת משכנתאות</w:t>
+      </w:r>
+      <w:r>
+        <w:rPr>
+          <w:b/>
+          <w:bCs/>
+        </w:rPr>
+        <w:t xml:space="preserve"> (Mortgages)</w:t>
+      </w:r>
+    </w:p>
+    <w:p>
+      <w:pPr>
+        <w:bidi w:val="0"/>
+      </w:pPr>
+      <w:r>
+        <w:t xml:space="preserve">- </w:t>
+      </w:r>
+      <w:proofErr w:type="spellStart"/>
+      <w:r>
+        <w:t>MortgageID</w:t>
+      </w:r>
+      <w:proofErr w:type="spellEnd"/>
+      <w:r>
+        <w:t xml:space="preserve"> (PK) - </w:t>
+      </w:r>
+      <w:r>
+        <w:rPr>
+          <w:rtl/>
+        </w:rPr>
+        <w:t>מזהה ייחודי למשכנתא</w:t>
+      </w:r>
+    </w:p>
+    <w:p>
+      <w:pPr>
+        <w:bidi w:val="0"/>
+      </w:pPr>
+      <w:r>
+        <w:t xml:space="preserve">- </w:t>
+      </w:r>
+      <w:proofErr w:type="spellStart"/>
+      <w:r>
+        <w:t>CustomerID</w:t>
+      </w:r>
+      <w:proofErr w:type="spellEnd"/>
+      <w:r>
+        <w:t xml:space="preserve"> (FK) - </w:t>
+      </w:r>
+      <w:r>
+        <w:rPr>
+          <w:rtl/>
+        </w:rPr>
+        <w:t>קישור ללקוח שמבקש את המשכנתא</w:t>
+      </w:r>
+    </w:p>
+    <w:p>
+      <w:pPr>
+        <w:bidi w:val="0"/>
+      </w:pPr>
+      <w:r>
+        <w:t xml:space="preserve">- </w:t>
+      </w:r>
+      <w:proofErr w:type="spellStart"/>
+      <w:r>
+        <w:t>PropertyValue</w:t>
+      </w:r>
+      <w:proofErr w:type="spellEnd"/>
+      <w:r>
+        <w:t xml:space="preserve"> - </w:t>
+      </w:r>
+      <w:r>
+        <w:rPr>
+          <w:rtl/>
+        </w:rPr>
+        <w:t>שווי הנכס שנרכש</w:t>
+      </w:r>
+    </w:p>
+    <w:p>
+      <w:pPr>
+        <w:bidi w:val="0"/>
+      </w:pPr>
+      <w:r>
+        <w:t xml:space="preserve">- </w:t>
+      </w:r>
+      <w:proofErr w:type="spellStart"/>
+      <w:r>
+        <w:t>LoanAmount</w:t>
+      </w:r>
+      <w:proofErr w:type="spellEnd"/>
+      <w:r>
+        <w:t xml:space="preserve"> - </w:t>
+      </w:r>
+      <w:r>
+        <w:rPr>
+          <w:rtl/>
+        </w:rPr>
+        <w:t>סכום ההלוואה המבוקש</w:t>
+      </w:r>
+    </w:p>
+    <w:p>
+      <w:pPr>
+        <w:bidi w:val="0"/>
+      </w:pPr>
+      <w:r>
+        <w:t xml:space="preserve">- </w:t>
+      </w:r>
+      <w:proofErr w:type="spellStart"/>
+      <w:r>
+        <w:t>DownPayment</w:t>
+      </w:r>
+      <w:proofErr w:type="spellEnd"/>
+      <w:r>
+        <w:t xml:space="preserve"> - </w:t>
+      </w:r>
+      <w:r>
+        <w:rPr>
+          <w:rtl/>
+        </w:rPr>
+        <w:t>סכום המקדמה ששולם</w:t>
+      </w:r>
+    </w:p>
+    <w:p>
+      <w:pPr>
+        <w:bidi w:val="0"/>
+      </w:pPr>
+      <w:r>
+        <w:t xml:space="preserve">- </w:t>
+      </w:r>
+      <w:proofErr w:type="spellStart"/>
+      <w:r>
+        <w:t>InterestRate</w:t>
+      </w:r>
+      <w:proofErr w:type="spellEnd"/>
+      <w:r>
+        <w:t xml:space="preserve"> - </w:t>
+      </w:r>
+      <w:r>
+        <w:rPr>
+          <w:rtl/>
+        </w:rPr>
+        <w:t>ריבית שנתית באחוזים</w:t>
+      </w:r>
+    </w:p>
+    <w:p>
+      <w:pPr>
+        <w:bidi w:val="0"/>
+      </w:pPr>
+      <w:r>
+        <w:t xml:space="preserve">- </w:t>
       </w:r>
       <w:proofErr w:type="spellStart"/>
       <w:r>
         <w:t>LoanTerm</w:t>
       </w:r>
       <w:proofErr w:type="spellEnd"/>
-    </w:p>
-    <w:p>
-      <w:r>
-        <w:rPr>
-          <w:rFonts w:cs="Arial"/>
-          <w:rtl/>
-        </w:rPr>
-        <w:t xml:space="preserve">   - </w:t>
+      <w:r>
+        <w:t xml:space="preserve"> - </w:t>
+      </w:r>
+      <w:r>
+        <w:rPr>
+          <w:rtl/>
+        </w:rPr>
+        <w:t>תקופת ההלוואה בשנים</w:t>
+      </w:r>
+    </w:p>
+    <w:p>
+      <w:pPr>
+        <w:bidi w:val="0"/>
+      </w:pPr>
+      <w:r>
+        <w:t xml:space="preserve">- </w:t>
       </w:r>
       <w:proofErr w:type="spellStart"/>
       <w:r>
         <w:t>MonthlyPayment</w:t>
       </w:r>
       <w:proofErr w:type="spellEnd"/>
-    </w:p>
-    <w:p>
-      <w:r>
-        <w:rPr>
-          <w:rFonts w:cs="Arial"/>
-          <w:rtl/>
-        </w:rPr>
-        <w:t xml:space="preserve">   - </w:t>
+      <w:r>
+        <w:t xml:space="preserve"> - </w:t>
+      </w:r>
+      <w:r>
+        <w:rPr>
+          <w:rtl/>
+        </w:rPr>
+        <w:t>תשלום חודשי מחושב</w:t>
+      </w:r>
+    </w:p>
+    <w:p>
+      <w:pPr>
+        <w:bidi w:val="0"/>
+      </w:pPr>
+      <w:r>
+        <w:t xml:space="preserve">- </w:t>
       </w:r>
       <w:proofErr w:type="spellStart"/>
       <w:r>
@@ -279,78 +1133,1475 @@
       </w:r>
       <w:proofErr w:type="spellEnd"/>
       <w:r>
-        <w:rPr>
-          <w:rFonts w:cs="Arial"/>
-          <w:rtl/>
-        </w:rPr>
-        <w:t xml:space="preserve"> (למשל: בתהליך, אושר, נדחה)</w:t>
-      </w:r>
-    </w:p>
-    <w:p>
-      <w:pPr>
-        <w:rPr>
-          <w:rtl/>
-        </w:rPr>
-      </w:pPr>
-    </w:p>
-    <w:p>
-      <w:pPr>
-        <w:rPr>
-          <w:rFonts w:cs="Arial"/>
-          <w:rtl/>
-        </w:rPr>
-      </w:pPr>
-      <w:r>
-        <w:rPr>
-          <w:rFonts w:cs="Arial" w:hint="cs"/>
-          <w:rtl/>
-        </w:rPr>
-        <w:t>3</w:t>
-      </w:r>
-      <w:r>
-        <w:rPr>
-          <w:rFonts w:cs="Arial"/>
-          <w:rtl/>
-        </w:rPr>
-        <w:t>. טבלת תשלומים (</w:t>
-      </w:r>
-      <w:r>
-        <w:t>Payments</w:t>
-      </w:r>
-      <w:r>
-        <w:rPr>
-          <w:rFonts w:cs="Arial"/>
-          <w:rtl/>
+        <w:t xml:space="preserve"> - </w:t>
+      </w:r>
+      <w:r>
+        <w:rPr>
+          <w:rtl/>
+        </w:rPr>
+        <w:t>מצב הבקשה (בתהליך, אושרה, נדחתה)</w:t>
+      </w:r>
+    </w:p>
+    <w:p>
+      <w:pPr>
+        <w:bidi w:val="0"/>
+      </w:pPr>
+      <w:r>
+        <w:t xml:space="preserve">- </w:t>
+      </w:r>
+      <w:proofErr w:type="spellStart"/>
+      <w:r>
+        <w:t>ApplicationDate</w:t>
+      </w:r>
+      <w:proofErr w:type="spellEnd"/>
+      <w:r>
+        <w:t xml:space="preserve"> - </w:t>
+      </w:r>
+      <w:r>
+        <w:rPr>
+          <w:rtl/>
+        </w:rPr>
+        <w:t>תאריך הגשת הבקשה</w:t>
+      </w:r>
+    </w:p>
+    <w:p>
+      <w:pPr>
+        <w:bidi w:val="0"/>
+      </w:pPr>
+      <w:r>
+        <w:t xml:space="preserve">- </w:t>
+      </w:r>
+      <w:proofErr w:type="spellStart"/>
+      <w:r>
+        <w:t>ApprovalDate</w:t>
+      </w:r>
+      <w:proofErr w:type="spellEnd"/>
+      <w:r>
+        <w:t xml:space="preserve"> - </w:t>
+      </w:r>
+      <w:r>
+        <w:rPr>
+          <w:rtl/>
+        </w:rPr>
+        <w:t>תאריך אישור הבקשה</w:t>
+      </w:r>
+    </w:p>
+    <w:p>
+      <w:pPr>
+        <w:bidi w:val="0"/>
+      </w:pPr>
+      <w:r>
+        <w:t xml:space="preserve">- </w:t>
+      </w:r>
+      <w:proofErr w:type="spellStart"/>
+      <w:r>
+        <w:t>BankName</w:t>
+      </w:r>
+      <w:proofErr w:type="spellEnd"/>
+      <w:r>
+        <w:t xml:space="preserve"> - </w:t>
+      </w:r>
+      <w:r>
+        <w:rPr>
+          <w:rtl/>
+        </w:rPr>
+        <w:t>שם הבנק שנותן את המשכנתא</w:t>
+      </w:r>
+    </w:p>
+    <w:p>
+      <w:pPr>
+        <w:bidi w:val="0"/>
+      </w:pPr>
+      <w:r>
+        <w:t xml:space="preserve">- </w:t>
+      </w:r>
+      <w:proofErr w:type="spellStart"/>
+      <w:r>
+        <w:t>LoanType</w:t>
+      </w:r>
+      <w:proofErr w:type="spellEnd"/>
+      <w:r>
+        <w:t xml:space="preserve"> - </w:t>
+      </w:r>
+      <w:r>
+        <w:rPr>
+          <w:rtl/>
+        </w:rPr>
+        <w:t>סוג המשכנתא (קבועה, משתנה, מעורבת)</w:t>
+      </w:r>
+    </w:p>
+    <w:p>
+      <w:pPr>
+        <w:bidi w:val="0"/>
+      </w:pPr>
+      <w:proofErr w:type="spellStart"/>
+      <w:r>
+        <w:t>Copysql</w:t>
+      </w:r>
+      <w:proofErr w:type="spellEnd"/>
+    </w:p>
+    <w:p>
+      <w:pPr>
+        <w:bidi w:val="0"/>
+        <w:rPr>
+          <w:b/>
+          <w:bCs/>
+        </w:rPr>
+      </w:pPr>
+      <w:r>
+        <w:rPr>
+          <w:b/>
+          <w:bCs/>
+        </w:rPr>
+        <w:lastRenderedPageBreak/>
+        <w:t xml:space="preserve">3. </w:t>
+      </w:r>
+      <w:r>
+        <w:rPr>
+          <w:b/>
+          <w:bCs/>
+          <w:rtl/>
+        </w:rPr>
+        <w:t>טבלת תשלומים</w:t>
+      </w:r>
+      <w:r>
+        <w:rPr>
+          <w:b/>
+          <w:bCs/>
+        </w:rPr>
+        <w:t xml:space="preserve"> (Payments)</w:t>
+      </w:r>
+    </w:p>
+    <w:p>
+      <w:pPr>
+        <w:bidi w:val="0"/>
+      </w:pPr>
+      <w:r>
+        <w:t xml:space="preserve">- </w:t>
+      </w:r>
+      <w:proofErr w:type="spellStart"/>
+      <w:r>
+        <w:t>PaymentID</w:t>
+      </w:r>
+      <w:proofErr w:type="spellEnd"/>
+      <w:r>
+        <w:t xml:space="preserve"> (PK) - </w:t>
+      </w:r>
+      <w:r>
+        <w:rPr>
+          <w:rtl/>
+        </w:rPr>
+        <w:t>מזהה ייחודי לתשלום</w:t>
+      </w:r>
+    </w:p>
+    <w:p>
+      <w:pPr>
+        <w:bidi w:val="0"/>
+      </w:pPr>
+      <w:r>
+        <w:t xml:space="preserve">- </w:t>
+      </w:r>
+      <w:proofErr w:type="spellStart"/>
+      <w:r>
+        <w:t>MortgageID</w:t>
+      </w:r>
+      <w:proofErr w:type="spellEnd"/>
+      <w:r>
+        <w:t xml:space="preserve"> (FK) - </w:t>
+      </w:r>
+      <w:r>
+        <w:rPr>
+          <w:rtl/>
+        </w:rPr>
+        <w:t>קישור למשכנתא שאליה התשלום משתייך</w:t>
+      </w:r>
+    </w:p>
+    <w:p>
+      <w:pPr>
+        <w:bidi w:val="0"/>
+      </w:pPr>
+      <w:r>
+        <w:t xml:space="preserve">- </w:t>
+      </w:r>
+      <w:proofErr w:type="spellStart"/>
+      <w:r>
+        <w:t>PaymentDate</w:t>
+      </w:r>
+      <w:proofErr w:type="spellEnd"/>
+      <w:r>
+        <w:t xml:space="preserve"> - </w:t>
+      </w:r>
+      <w:r>
+        <w:rPr>
+          <w:rtl/>
+        </w:rPr>
+        <w:t>תאריך ביצוע התשלום</w:t>
+      </w:r>
+    </w:p>
+    <w:p>
+      <w:pPr>
+        <w:bidi w:val="0"/>
+      </w:pPr>
+      <w:r>
+        <w:t xml:space="preserve">- </w:t>
+      </w:r>
+      <w:proofErr w:type="spellStart"/>
+      <w:r>
+        <w:t>PaymentAmount</w:t>
+      </w:r>
+      <w:proofErr w:type="spellEnd"/>
+      <w:r>
+        <w:t xml:space="preserve"> - </w:t>
+      </w:r>
+      <w:r>
+        <w:rPr>
+          <w:rtl/>
+        </w:rPr>
+        <w:t>סכום התשלום הכולל</w:t>
+      </w:r>
+    </w:p>
+    <w:p>
+      <w:pPr>
+        <w:bidi w:val="0"/>
+      </w:pPr>
+      <w:r>
+        <w:t xml:space="preserve">- </w:t>
+      </w:r>
+      <w:proofErr w:type="spellStart"/>
+      <w:r>
+        <w:t>PrincipalAmount</w:t>
+      </w:r>
+      <w:proofErr w:type="spellEnd"/>
+      <w:r>
+        <w:t xml:space="preserve"> - </w:t>
+      </w:r>
+      <w:r>
+        <w:rPr>
+          <w:rtl/>
+        </w:rPr>
+        <w:t>חלק הקרן בתשלום</w:t>
+      </w:r>
+    </w:p>
+    <w:p>
+      <w:pPr>
+        <w:bidi w:val="0"/>
+      </w:pPr>
+      <w:r>
+        <w:t xml:space="preserve">- </w:t>
+      </w:r>
+      <w:proofErr w:type="spellStart"/>
+      <w:r>
+        <w:t>InterestAmount</w:t>
+      </w:r>
+      <w:proofErr w:type="spellEnd"/>
+      <w:r>
+        <w:t xml:space="preserve"> - </w:t>
+      </w:r>
+      <w:r>
+        <w:rPr>
+          <w:rtl/>
+        </w:rPr>
+        <w:t>חלק הריבית בתשלום</w:t>
+      </w:r>
+    </w:p>
+    <w:p>
+      <w:pPr>
+        <w:bidi w:val="0"/>
+      </w:pPr>
+      <w:r>
+        <w:t xml:space="preserve">- </w:t>
+      </w:r>
+      <w:proofErr w:type="spellStart"/>
+      <w:r>
+        <w:t>PaymentStatus</w:t>
+      </w:r>
+      <w:proofErr w:type="spellEnd"/>
+      <w:r>
+        <w:t xml:space="preserve"> - </w:t>
+      </w:r>
+      <w:r>
+        <w:rPr>
+          <w:rtl/>
+        </w:rPr>
+        <w:t>סטטוס התשלום (שולם, לא שולם, באיחור)</w:t>
+      </w:r>
+    </w:p>
+    <w:p>
+      <w:pPr>
+        <w:bidi w:val="0"/>
+      </w:pPr>
+      <w:r>
+        <w:t xml:space="preserve">- </w:t>
+      </w:r>
+      <w:proofErr w:type="spellStart"/>
+      <w:r>
+        <w:t>PaymentMethod</w:t>
+      </w:r>
+      <w:proofErr w:type="spellEnd"/>
+      <w:r>
+        <w:t xml:space="preserve"> - </w:t>
+      </w:r>
+      <w:r>
+        <w:rPr>
+          <w:rtl/>
+        </w:rPr>
+        <w:t>אופן התשלום (העברה בנקאית, המחאה, מזומן)</w:t>
+      </w:r>
+    </w:p>
+    <w:p>
+      <w:pPr>
+        <w:bidi w:val="0"/>
+      </w:pPr>
+      <w:r>
+        <w:t>Copy</w:t>
+      </w:r>
+    </w:p>
+    <w:p>
+      <w:pPr>
+        <w:bidi w:val="0"/>
+        <w:rPr>
+          <w:b/>
+          <w:bCs/>
+        </w:rPr>
+      </w:pPr>
+      <w:r>
+        <w:rPr>
+          <w:b/>
+          <w:bCs/>
+        </w:rPr>
+        <w:t xml:space="preserve">4. </w:t>
+      </w:r>
+      <w:r>
+        <w:rPr>
+          <w:b/>
+          <w:bCs/>
+          <w:rtl/>
+        </w:rPr>
+        <w:t>טבלת משתמשים</w:t>
+      </w:r>
+      <w:r>
+        <w:rPr>
+          <w:b/>
+          <w:bCs/>
+        </w:rPr>
+        <w:t xml:space="preserve"> (Users)</w:t>
+      </w:r>
+    </w:p>
+    <w:p>
+      <w:pPr>
+        <w:bidi w:val="0"/>
+      </w:pPr>
+      <w:r>
+        <w:t xml:space="preserve">- </w:t>
+      </w:r>
+      <w:proofErr w:type="spellStart"/>
+      <w:r>
+        <w:t>UserID</w:t>
+      </w:r>
+      <w:proofErr w:type="spellEnd"/>
+      <w:r>
+        <w:t xml:space="preserve"> (PK) - </w:t>
+      </w:r>
+      <w:r>
+        <w:rPr>
+          <w:rtl/>
+        </w:rPr>
+        <w:t>מזהה ייחודי למשתמש במערכת</w:t>
+      </w:r>
+    </w:p>
+    <w:p>
+      <w:pPr>
+        <w:bidi w:val="0"/>
+      </w:pPr>
+      <w:r>
+        <w:t xml:space="preserve">- Username - </w:t>
+      </w:r>
+      <w:r>
+        <w:rPr>
+          <w:rtl/>
+        </w:rPr>
+        <w:t>שם משתמש להתחברות למערכת</w:t>
+      </w:r>
+    </w:p>
+    <w:p>
+      <w:pPr>
+        <w:bidi w:val="0"/>
+      </w:pPr>
+      <w:r>
+        <w:t xml:space="preserve">- </w:t>
+      </w:r>
+      <w:proofErr w:type="spellStart"/>
+      <w:r>
+        <w:t>PasswordHash</w:t>
+      </w:r>
+      <w:proofErr w:type="spellEnd"/>
+      <w:r>
+        <w:t xml:space="preserve"> - </w:t>
+      </w:r>
+      <w:r>
+        <w:rPr>
+          <w:rtl/>
+        </w:rPr>
+        <w:t>סיסמה מוצפנת לאבטחה</w:t>
+      </w:r>
+    </w:p>
+    <w:p>
+      <w:pPr>
+        <w:bidi w:val="0"/>
+      </w:pPr>
+      <w:r>
+        <w:t xml:space="preserve">- Email - </w:t>
+      </w:r>
+      <w:r>
+        <w:rPr>
+          <w:rtl/>
+        </w:rPr>
+        <w:t>כתובת אימייל של המשתמש</w:t>
+      </w:r>
+    </w:p>
+    <w:p>
+      <w:pPr>
+        <w:bidi w:val="0"/>
+      </w:pPr>
+      <w:r>
+        <w:t xml:space="preserve">- Role - </w:t>
+      </w:r>
+      <w:r>
+        <w:rPr>
+          <w:rtl/>
+        </w:rPr>
+        <w:t>תפקיד במערכת (יועץ, מנהל, מזכירה)</w:t>
+      </w:r>
+    </w:p>
+    <w:p>
+      <w:pPr>
+        <w:bidi w:val="0"/>
+      </w:pPr>
+      <w:r>
+        <w:t xml:space="preserve">- </w:t>
+      </w:r>
+      <w:proofErr w:type="spellStart"/>
+      <w:r>
+        <w:t>IsActive</w:t>
+      </w:r>
+      <w:proofErr w:type="spellEnd"/>
+      <w:r>
+        <w:t xml:space="preserve"> - </w:t>
+      </w:r>
+      <w:r>
+        <w:rPr>
+          <w:rtl/>
+        </w:rPr>
+        <w:t>האם המשתמש פעיל במערכת</w:t>
+      </w:r>
+    </w:p>
+    <w:p>
+      <w:pPr>
+        <w:bidi w:val="0"/>
+      </w:pPr>
+      <w:r>
+        <w:t xml:space="preserve">- </w:t>
+      </w:r>
+      <w:proofErr w:type="spellStart"/>
+      <w:r>
+        <w:t>CreatedDate</w:t>
+      </w:r>
+      <w:proofErr w:type="spellEnd"/>
+      <w:r>
+        <w:t xml:space="preserve"> - </w:t>
+      </w:r>
+      <w:r>
+        <w:rPr>
+          <w:rtl/>
+        </w:rPr>
+        <w:t>תאריך יצירת המשתמש</w:t>
+      </w:r>
+    </w:p>
+    <w:p>
+      <w:pPr>
+        <w:bidi w:val="0"/>
+        <w:rPr>
+          <w:b/>
+          <w:bCs/>
+        </w:rPr>
+      </w:pPr>
+      <w:r>
+        <w:rPr>
+          <w:b/>
+          <w:bCs/>
+        </w:rPr>
+        <w:t xml:space="preserve">5. </w:t>
+      </w:r>
+      <w:r>
+        <w:rPr>
+          <w:b/>
+          <w:bCs/>
+          <w:rtl/>
+        </w:rPr>
+        <w:t>טבלת מסמכים</w:t>
+      </w:r>
+      <w:r>
+        <w:rPr>
+          <w:b/>
+          <w:bCs/>
+        </w:rPr>
+        <w:t xml:space="preserve"> (Documents)</w:t>
+      </w:r>
+    </w:p>
+    <w:p>
+      <w:pPr>
+        <w:bidi w:val="0"/>
+      </w:pPr>
+      <w:r>
+        <w:t xml:space="preserve">- </w:t>
+      </w:r>
+      <w:proofErr w:type="spellStart"/>
+      <w:r>
+        <w:t>DocumentID</w:t>
+      </w:r>
+      <w:proofErr w:type="spellEnd"/>
+      <w:r>
+        <w:t xml:space="preserve"> (PK) - </w:t>
+      </w:r>
+      <w:r>
+        <w:rPr>
+          <w:rtl/>
+        </w:rPr>
+        <w:t>מזהה ייחודי למסמך</w:t>
+      </w:r>
+    </w:p>
+    <w:p>
+      <w:pPr>
+        <w:bidi w:val="0"/>
+      </w:pPr>
+      <w:r>
+        <w:t xml:space="preserve">- </w:t>
+      </w:r>
+      <w:proofErr w:type="spellStart"/>
+      <w:r>
+        <w:t>CustomerID</w:t>
+      </w:r>
+      <w:proofErr w:type="spellEnd"/>
+      <w:r>
+        <w:t xml:space="preserve"> (FK) - </w:t>
+      </w:r>
+      <w:r>
+        <w:rPr>
+          <w:rtl/>
+        </w:rPr>
+        <w:t>קישור ללקוח</w:t>
+      </w:r>
+    </w:p>
+    <w:p>
+      <w:pPr>
+        <w:bidi w:val="0"/>
+      </w:pPr>
+      <w:r>
+        <w:t xml:space="preserve">- </w:t>
+      </w:r>
+      <w:proofErr w:type="spellStart"/>
+      <w:r>
+        <w:t>DocumentType</w:t>
+      </w:r>
+      <w:proofErr w:type="spellEnd"/>
+      <w:r>
+        <w:t xml:space="preserve"> - </w:t>
+      </w:r>
+      <w:r>
+        <w:rPr>
+          <w:rtl/>
+        </w:rPr>
+        <w:t>סוג המסמך (תלוש משכורת, אישור הכנסה, דוח בנק)</w:t>
+      </w:r>
+    </w:p>
+    <w:p>
+      <w:pPr>
+        <w:bidi w:val="0"/>
+      </w:pPr>
+      <w:r>
+        <w:t xml:space="preserve">- </w:t>
+      </w:r>
+      <w:proofErr w:type="spellStart"/>
+      <w:r>
+        <w:t>DocumentName</w:t>
+      </w:r>
+      <w:proofErr w:type="spellEnd"/>
+      <w:r>
+        <w:t xml:space="preserve"> - </w:t>
+      </w:r>
+      <w:r>
+        <w:rPr>
+          <w:rtl/>
+        </w:rPr>
+        <w:t>שם הקובץ</w:t>
+      </w:r>
+    </w:p>
+    <w:p>
+      <w:pPr>
+        <w:bidi w:val="0"/>
+      </w:pPr>
+      <w:r>
+        <w:t xml:space="preserve">- </w:t>
+      </w:r>
+      <w:proofErr w:type="spellStart"/>
+      <w:r>
+        <w:t>FilePath</w:t>
+      </w:r>
+      <w:proofErr w:type="spellEnd"/>
+      <w:r>
+        <w:t xml:space="preserve"> - </w:t>
+      </w:r>
+      <w:r>
+        <w:rPr>
+          <w:rtl/>
+        </w:rPr>
+        <w:t>נתיב לקובץ במערכת</w:t>
+      </w:r>
+    </w:p>
+    <w:p>
+      <w:pPr>
+        <w:bidi w:val="0"/>
+      </w:pPr>
+      <w:r>
+        <w:t xml:space="preserve">- </w:t>
+      </w:r>
+      <w:proofErr w:type="spellStart"/>
+      <w:r>
+        <w:t>UploadDate</w:t>
+      </w:r>
+      <w:proofErr w:type="spellEnd"/>
+      <w:r>
+        <w:t xml:space="preserve"> - </w:t>
+      </w:r>
+      <w:r>
+        <w:rPr>
+          <w:rtl/>
+        </w:rPr>
+        <w:t>תאריך העלאה</w:t>
+      </w:r>
+    </w:p>
+    <w:p>
+      <w:pPr>
+        <w:bidi w:val="0"/>
+      </w:pPr>
+      <w:r>
+        <w:t xml:space="preserve">- </w:t>
+      </w:r>
+      <w:proofErr w:type="spellStart"/>
+      <w:r>
+        <w:t>IsVerified</w:t>
+      </w:r>
+      <w:proofErr w:type="spellEnd"/>
+      <w:r>
+        <w:t xml:space="preserve"> - </w:t>
+      </w:r>
+      <w:r>
+        <w:rPr>
+          <w:rtl/>
+        </w:rPr>
+        <w:t>האם המסמך אומת</w:t>
+      </w:r>
+    </w:p>
+    <w:p>
+      <w:pPr>
+        <w:bidi w:val="0"/>
+      </w:pPr>
+      <w:r>
+        <w:t xml:space="preserve">- </w:t>
+      </w:r>
+      <w:proofErr w:type="spellStart"/>
+      <w:r>
+        <w:t>ExpiryDate</w:t>
+      </w:r>
+      <w:proofErr w:type="spellEnd"/>
+      <w:r>
+        <w:t xml:space="preserve"> - </w:t>
+      </w:r>
+      <w:r>
+        <w:rPr>
+          <w:rtl/>
+        </w:rPr>
+        <w:t>תאריך תפוגה (אם רלוונטי)</w:t>
+      </w:r>
+    </w:p>
+    <w:p>
+      <w:pPr>
+        <w:bidi w:val="0"/>
+      </w:pPr>
+      <w:r>
+        <w:t>Copy</w:t>
+      </w:r>
+    </w:p>
+    <w:p>
+      <w:pPr>
+        <w:bidi w:val="0"/>
+        <w:rPr>
+          <w:b/>
+          <w:bCs/>
+        </w:rPr>
+      </w:pPr>
+      <w:r>
+        <w:rPr>
+          <w:b/>
+          <w:bCs/>
+        </w:rPr>
+        <w:t xml:space="preserve">6. </w:t>
+      </w:r>
+      <w:r>
+        <w:rPr>
+          <w:b/>
+          <w:bCs/>
+          <w:rtl/>
+        </w:rPr>
+        <w:t>טבלת פגישות</w:t>
+      </w:r>
+      <w:r>
+        <w:rPr>
+          <w:b/>
+          <w:bCs/>
+        </w:rPr>
+        <w:t xml:space="preserve"> (Appointments)</w:t>
+      </w:r>
+    </w:p>
+    <w:p>
+      <w:pPr>
+        <w:bidi w:val="0"/>
+      </w:pPr>
+      <w:r>
+        <w:t xml:space="preserve">- </w:t>
+      </w:r>
+      <w:proofErr w:type="spellStart"/>
+      <w:r>
+        <w:t>AppointmentID</w:t>
+      </w:r>
+      <w:proofErr w:type="spellEnd"/>
+      <w:r>
+        <w:t xml:space="preserve"> (PK) - </w:t>
+      </w:r>
+      <w:r>
+        <w:rPr>
+          <w:rtl/>
+        </w:rPr>
+        <w:t>מזהה ייחודי לפגישה</w:t>
+      </w:r>
+    </w:p>
+    <w:p>
+      <w:pPr>
+        <w:bidi w:val="0"/>
+      </w:pPr>
+      <w:r>
+        <w:t xml:space="preserve">- </w:t>
+      </w:r>
+      <w:proofErr w:type="spellStart"/>
+      <w:r>
+        <w:t>CustomerID</w:t>
+      </w:r>
+      <w:proofErr w:type="spellEnd"/>
+      <w:r>
+        <w:t xml:space="preserve"> (FK) - </w:t>
+      </w:r>
+      <w:r>
+        <w:rPr>
+          <w:rtl/>
+        </w:rPr>
+        <w:t>קישור ללקוח</w:t>
+      </w:r>
+    </w:p>
+    <w:p>
+      <w:pPr>
+        <w:bidi w:val="0"/>
+      </w:pPr>
+      <w:r>
+        <w:lastRenderedPageBreak/>
+        <w:t xml:space="preserve">- </w:t>
+      </w:r>
+      <w:proofErr w:type="spellStart"/>
+      <w:r>
+        <w:t>UserID</w:t>
+      </w:r>
+      <w:proofErr w:type="spellEnd"/>
+      <w:r>
+        <w:t xml:space="preserve"> (FK) - </w:t>
+      </w:r>
+      <w:r>
+        <w:rPr>
+          <w:rtl/>
+        </w:rPr>
+        <w:t>קישור ליועץ</w:t>
+      </w:r>
+    </w:p>
+    <w:p>
+      <w:pPr>
+        <w:bidi w:val="0"/>
+      </w:pPr>
+      <w:r>
+        <w:t xml:space="preserve">- </w:t>
+      </w:r>
+      <w:proofErr w:type="spellStart"/>
+      <w:r>
+        <w:t>AppointmentDate</w:t>
+      </w:r>
+      <w:proofErr w:type="spellEnd"/>
+      <w:r>
+        <w:t xml:space="preserve"> - </w:t>
+      </w:r>
+      <w:r>
+        <w:rPr>
+          <w:rtl/>
+        </w:rPr>
+        <w:t>תאריך ושעת הפגישה</w:t>
+      </w:r>
+    </w:p>
+    <w:p>
+      <w:pPr>
+        <w:bidi w:val="0"/>
+      </w:pPr>
+      <w:r>
+        <w:t xml:space="preserve">- Duration - </w:t>
+      </w:r>
+      <w:r>
+        <w:rPr>
+          <w:rtl/>
+        </w:rPr>
+        <w:t>משך הפגישה בדקות</w:t>
+      </w:r>
+    </w:p>
+    <w:p>
+      <w:pPr>
+        <w:bidi w:val="0"/>
+      </w:pPr>
+      <w:r>
+        <w:t xml:space="preserve">- Status - </w:t>
+      </w:r>
+      <w:r>
+        <w:rPr>
+          <w:rtl/>
+        </w:rPr>
+        <w:t>סטטוס (מתוכננת, התקיימה, בוטלה)</w:t>
+      </w:r>
+    </w:p>
+    <w:p>
+      <w:pPr>
+        <w:bidi w:val="0"/>
+      </w:pPr>
+      <w:r>
+        <w:t xml:space="preserve">- Notes - </w:t>
+      </w:r>
+      <w:r>
+        <w:rPr>
+          <w:rtl/>
+        </w:rPr>
+        <w:t>הערות מהפגישה</w:t>
+      </w:r>
+    </w:p>
+    <w:p>
+      <w:pPr>
+        <w:bidi w:val="0"/>
+      </w:pPr>
+      <w:r>
+        <w:t xml:space="preserve">- </w:t>
+      </w:r>
+      <w:proofErr w:type="spellStart"/>
+      <w:r>
+        <w:t>MeetingType</w:t>
+      </w:r>
+      <w:proofErr w:type="spellEnd"/>
+      <w:r>
+        <w:t xml:space="preserve"> - </w:t>
+      </w:r>
+      <w:r>
+        <w:rPr>
+          <w:rtl/>
+        </w:rPr>
+        <w:t>סוג הפגישה (ייעוץ ראשוני, מעקב, חתימה)</w:t>
+      </w:r>
+    </w:p>
+    <w:p>
+      <w:pPr>
+        <w:bidi w:val="0"/>
+      </w:pPr>
+      <w:r>
+        <w:t xml:space="preserve">- </w:t>
+      </w:r>
+      <w:proofErr w:type="spellStart"/>
+      <w:r>
+        <w:t>CreatedDate</w:t>
+      </w:r>
+      <w:proofErr w:type="spellEnd"/>
+      <w:r>
+        <w:t xml:space="preserve"> - </w:t>
+      </w:r>
+      <w:r>
+        <w:rPr>
+          <w:rtl/>
+        </w:rPr>
+        <w:t>תאריך יצירת הפגישה</w:t>
+      </w:r>
+    </w:p>
+    <w:p>
+      <w:pPr>
+        <w:bidi w:val="0"/>
+      </w:pPr>
+      <w:proofErr w:type="spellStart"/>
+      <w:r>
+        <w:t>Copysql</w:t>
+      </w:r>
+      <w:proofErr w:type="spellEnd"/>
+    </w:p>
+    <w:p>
+      <w:pPr>
+        <w:bidi w:val="0"/>
+        <w:rPr>
+          <w:b/>
+          <w:bCs/>
+        </w:rPr>
+      </w:pPr>
+      <w:r>
+        <w:rPr>
+          <w:b/>
+          <w:bCs/>
+        </w:rPr>
+        <w:t xml:space="preserve">7. </w:t>
+      </w:r>
+      <w:r>
+        <w:rPr>
+          <w:b/>
+          <w:bCs/>
+          <w:rtl/>
+        </w:rPr>
+        <w:t>טבלת בנקים</w:t>
+      </w:r>
+      <w:r>
+        <w:rPr>
+          <w:b/>
+          <w:bCs/>
+        </w:rPr>
+        <w:t xml:space="preserve"> (Banks)</w:t>
+      </w:r>
+    </w:p>
+    <w:p>
+      <w:pPr>
+        <w:bidi w:val="0"/>
+      </w:pPr>
+      <w:r>
+        <w:t xml:space="preserve">- </w:t>
+      </w:r>
+      <w:proofErr w:type="spellStart"/>
+      <w:r>
+        <w:t>BankID</w:t>
+      </w:r>
+      <w:proofErr w:type="spellEnd"/>
+      <w:r>
+        <w:t xml:space="preserve"> (PK) - </w:t>
+      </w:r>
+      <w:r>
+        <w:rPr>
+          <w:rtl/>
+        </w:rPr>
+        <w:t>מזהה ייחודי לבנק</w:t>
+      </w:r>
+    </w:p>
+    <w:p>
+      <w:pPr>
+        <w:bidi w:val="0"/>
+      </w:pPr>
+      <w:r>
+        <w:t xml:space="preserve">- </w:t>
+      </w:r>
+      <w:proofErr w:type="spellStart"/>
+      <w:r>
+        <w:t>BankName</w:t>
+      </w:r>
+      <w:proofErr w:type="spellEnd"/>
+      <w:r>
+        <w:t xml:space="preserve"> - </w:t>
+      </w:r>
+      <w:r>
+        <w:rPr>
+          <w:rtl/>
+        </w:rPr>
+        <w:t>שם הבנק</w:t>
+      </w:r>
+    </w:p>
+    <w:p>
+      <w:pPr>
+        <w:bidi w:val="0"/>
+      </w:pPr>
+      <w:r>
+        <w:t xml:space="preserve">- </w:t>
+      </w:r>
+      <w:proofErr w:type="spellStart"/>
+      <w:r>
+        <w:t>BankCode</w:t>
+      </w:r>
+      <w:proofErr w:type="spellEnd"/>
+      <w:r>
+        <w:t xml:space="preserve"> - </w:t>
+      </w:r>
+      <w:r>
+        <w:rPr>
+          <w:rtl/>
+        </w:rPr>
+        <w:t>קוד הבנק</w:t>
+      </w:r>
+    </w:p>
+    <w:p>
+      <w:pPr>
+        <w:bidi w:val="0"/>
+      </w:pPr>
+      <w:r>
+        <w:t xml:space="preserve">- </w:t>
+      </w:r>
+      <w:proofErr w:type="spellStart"/>
+      <w:r>
+        <w:t>ContactPerson</w:t>
+      </w:r>
+      <w:proofErr w:type="spellEnd"/>
+      <w:r>
+        <w:t xml:space="preserve"> - </w:t>
+      </w:r>
+      <w:r>
+        <w:rPr>
+          <w:rtl/>
+        </w:rPr>
+        <w:t>איש קשר בבנק</w:t>
+      </w:r>
+    </w:p>
+    <w:p>
+      <w:pPr>
+        <w:bidi w:val="0"/>
+      </w:pPr>
+      <w:r>
+        <w:t xml:space="preserve">- </w:t>
+      </w:r>
+      <w:proofErr w:type="spellStart"/>
+      <w:r>
+        <w:t>PhoneNumber</w:t>
+      </w:r>
+      <w:proofErr w:type="spellEnd"/>
+      <w:r>
+        <w:t xml:space="preserve"> - </w:t>
+      </w:r>
+      <w:r>
+        <w:rPr>
+          <w:rtl/>
+        </w:rPr>
+        <w:t>טלפון</w:t>
+      </w:r>
+    </w:p>
+    <w:p>
+      <w:pPr>
+        <w:bidi w:val="0"/>
+      </w:pPr>
+      <w:r>
+        <w:t xml:space="preserve">- Email - </w:t>
+      </w:r>
+      <w:r>
+        <w:rPr>
+          <w:rtl/>
+        </w:rPr>
+        <w:t>אימייל</w:t>
+      </w:r>
+    </w:p>
+    <w:p>
+      <w:pPr>
+        <w:bidi w:val="0"/>
+      </w:pPr>
+      <w:r>
+        <w:t xml:space="preserve">- </w:t>
+      </w:r>
+      <w:proofErr w:type="spellStart"/>
+      <w:r>
+        <w:t>IsActive</w:t>
+      </w:r>
+      <w:proofErr w:type="spellEnd"/>
+      <w:r>
+        <w:t xml:space="preserve"> - </w:t>
+      </w:r>
+      <w:r>
+        <w:rPr>
+          <w:rtl/>
+        </w:rPr>
+        <w:t>האם הבנק פעיל</w:t>
+      </w:r>
+    </w:p>
+    <w:p>
+      <w:pPr>
+        <w:bidi w:val="0"/>
+      </w:pPr>
+      <w:r>
+        <w:t xml:space="preserve">- </w:t>
+      </w:r>
+      <w:proofErr w:type="spellStart"/>
+      <w:r>
+        <w:t>MinLoanAmount</w:t>
+      </w:r>
+      <w:proofErr w:type="spellEnd"/>
+      <w:r>
+        <w:t xml:space="preserve"> - </w:t>
+      </w:r>
+      <w:r>
+        <w:rPr>
+          <w:rtl/>
+        </w:rPr>
+        <w:t>סכום הלוואה מינימלי</w:t>
+      </w:r>
+    </w:p>
+    <w:p>
+      <w:pPr>
+        <w:bidi w:val="0"/>
+      </w:pPr>
+      <w:r>
+        <w:t xml:space="preserve">- </w:t>
+      </w:r>
+      <w:proofErr w:type="spellStart"/>
+      <w:r>
+        <w:t>MaxLoanAmount</w:t>
+      </w:r>
+      <w:proofErr w:type="spellEnd"/>
+      <w:r>
+        <w:t xml:space="preserve"> - </w:t>
+      </w:r>
+      <w:r>
+        <w:rPr>
+          <w:rtl/>
+        </w:rPr>
+        <w:t>סכום הלוואה מקסימלי</w:t>
+      </w:r>
+    </w:p>
+    <w:p>
+      <w:pPr>
+        <w:bidi w:val="0"/>
+      </w:pPr>
+      <w:proofErr w:type="spellStart"/>
+      <w:r>
+        <w:t>Copysql</w:t>
+      </w:r>
+      <w:proofErr w:type="spellEnd"/>
+    </w:p>
+    <w:p>
+      <w:pPr>
+        <w:bidi w:val="0"/>
+        <w:rPr>
+          <w:b/>
+          <w:bCs/>
+        </w:rPr>
+      </w:pPr>
+      <w:r>
+        <w:rPr>
+          <w:b/>
+          <w:bCs/>
+        </w:rPr>
+        <w:t xml:space="preserve">8. </w:t>
+      </w:r>
+      <w:r>
+        <w:rPr>
+          <w:b/>
+          <w:bCs/>
+          <w:rtl/>
+        </w:rPr>
+        <w:t>טבלת תוכניות משכנתא</w:t>
+      </w:r>
+      <w:r>
+        <w:rPr>
+          <w:b/>
+          <w:bCs/>
+        </w:rPr>
+        <w:t xml:space="preserve"> (</w:t>
+      </w:r>
+      <w:proofErr w:type="spellStart"/>
+      <w:r>
+        <w:rPr>
+          <w:b/>
+          <w:bCs/>
+        </w:rPr>
+        <w:t>MortgagePrograms</w:t>
+      </w:r>
+      <w:proofErr w:type="spellEnd"/>
+      <w:r>
+        <w:rPr>
+          <w:b/>
+          <w:bCs/>
         </w:rPr>
         <w:t>)</w:t>
       </w:r>
     </w:p>
     <w:p>
-      <w:r>
-        <w:rPr>
-          <w:rFonts w:cs="Arial"/>
-          <w:rtl/>
-        </w:rPr>
-        <w:t xml:space="preserve">   - </w:t>
-      </w:r>
-      <w:proofErr w:type="spellStart"/>
-      <w:r>
-        <w:t>PaymentID</w:t>
-      </w:r>
-      <w:proofErr w:type="spellEnd"/>
-    </w:p>
-    <w:p>
-      <w:pPr>
-        <w:rPr>
-          <w:rtl/>
-        </w:rPr>
-      </w:pPr>
-      <w:r>
-        <w:rPr>
-          <w:rFonts w:cs="Arial"/>
-          <w:rtl/>
-        </w:rPr>
-        <w:t xml:space="preserve">   - </w:t>
+      <w:pPr>
+        <w:bidi w:val="0"/>
+      </w:pPr>
+      <w:r>
+        <w:t xml:space="preserve">- </w:t>
+      </w:r>
+      <w:proofErr w:type="spellStart"/>
+      <w:r>
+        <w:t>ProgramID</w:t>
+      </w:r>
+      <w:proofErr w:type="spellEnd"/>
+      <w:r>
+        <w:t xml:space="preserve"> (PK) - </w:t>
+      </w:r>
+      <w:r>
+        <w:rPr>
+          <w:rtl/>
+        </w:rPr>
+        <w:t>מזהה ייחודי לתוכנית</w:t>
+      </w:r>
+    </w:p>
+    <w:p>
+      <w:pPr>
+        <w:bidi w:val="0"/>
+      </w:pPr>
+      <w:r>
+        <w:t xml:space="preserve">- </w:t>
+      </w:r>
+      <w:proofErr w:type="spellStart"/>
+      <w:r>
+        <w:t>BankID</w:t>
+      </w:r>
+      <w:proofErr w:type="spellEnd"/>
+      <w:r>
+        <w:t xml:space="preserve"> (FK) - </w:t>
+      </w:r>
+      <w:r>
+        <w:rPr>
+          <w:rtl/>
+        </w:rPr>
+        <w:t>קישור לבנק</w:t>
+      </w:r>
+    </w:p>
+    <w:p>
+      <w:pPr>
+        <w:bidi w:val="0"/>
+      </w:pPr>
+      <w:r>
+        <w:t xml:space="preserve">- </w:t>
+      </w:r>
+      <w:proofErr w:type="spellStart"/>
+      <w:r>
+        <w:t>ProgramName</w:t>
+      </w:r>
+      <w:proofErr w:type="spellEnd"/>
+      <w:r>
+        <w:t xml:space="preserve"> - </w:t>
+      </w:r>
+      <w:r>
+        <w:rPr>
+          <w:rtl/>
+        </w:rPr>
+        <w:t>שם התוכנית (משכנתא לצעירים, משכנתא ירוקה)</w:t>
+      </w:r>
+    </w:p>
+    <w:p>
+      <w:pPr>
+        <w:bidi w:val="0"/>
+      </w:pPr>
+      <w:r>
+        <w:t xml:space="preserve">- </w:t>
+      </w:r>
+      <w:proofErr w:type="spellStart"/>
+      <w:r>
+        <w:t>InterestRate</w:t>
+      </w:r>
+      <w:proofErr w:type="spellEnd"/>
+      <w:r>
+        <w:t xml:space="preserve"> - </w:t>
+      </w:r>
+      <w:r>
+        <w:rPr>
+          <w:rtl/>
+        </w:rPr>
+        <w:t>ריבית</w:t>
+      </w:r>
+    </w:p>
+    <w:p>
+      <w:pPr>
+        <w:bidi w:val="0"/>
+      </w:pPr>
+      <w:r>
+        <w:t xml:space="preserve">- </w:t>
+      </w:r>
+      <w:proofErr w:type="spellStart"/>
+      <w:r>
+        <w:t>MaxLoanPercentage</w:t>
+      </w:r>
+      <w:proofErr w:type="spellEnd"/>
+      <w:r>
+        <w:t xml:space="preserve"> - </w:t>
+      </w:r>
+      <w:r>
+        <w:rPr>
+          <w:rtl/>
+        </w:rPr>
+        <w:t>אחוז מקסימלי מערך הנכס</w:t>
+      </w:r>
+    </w:p>
+    <w:p>
+      <w:pPr>
+        <w:bidi w:val="0"/>
+      </w:pPr>
+      <w:r>
+        <w:t xml:space="preserve">- </w:t>
+      </w:r>
+      <w:proofErr w:type="spellStart"/>
+      <w:r>
+        <w:t>MinDownPayment</w:t>
+      </w:r>
+      <w:proofErr w:type="spellEnd"/>
+      <w:r>
+        <w:t xml:space="preserve"> - </w:t>
+      </w:r>
+      <w:r>
+        <w:rPr>
+          <w:rtl/>
+        </w:rPr>
+        <w:t>מקדמה מינימלית באחוזים</w:t>
+      </w:r>
+    </w:p>
+    <w:p>
+      <w:pPr>
+        <w:bidi w:val="0"/>
+      </w:pPr>
+      <w:r>
+        <w:t xml:space="preserve">- </w:t>
+      </w:r>
+      <w:proofErr w:type="spellStart"/>
+      <w:r>
+        <w:t>MaxLoanTerm</w:t>
+      </w:r>
+      <w:proofErr w:type="spellEnd"/>
+      <w:r>
+        <w:t xml:space="preserve"> - </w:t>
+      </w:r>
+      <w:r>
+        <w:rPr>
+          <w:rtl/>
+        </w:rPr>
+        <w:t>תקופת הלוואה מקסימלית בשנים</w:t>
+      </w:r>
+    </w:p>
+    <w:p>
+      <w:pPr>
+        <w:bidi w:val="0"/>
+      </w:pPr>
+      <w:r>
+        <w:t xml:space="preserve">- </w:t>
+      </w:r>
+      <w:proofErr w:type="spellStart"/>
+      <w:r>
+        <w:t>IsActive</w:t>
+      </w:r>
+      <w:proofErr w:type="spellEnd"/>
+      <w:r>
+        <w:t xml:space="preserve"> - </w:t>
+      </w:r>
+      <w:r>
+        <w:rPr>
+          <w:rtl/>
+        </w:rPr>
+        <w:t>האם התוכנית פעילה</w:t>
+      </w:r>
+    </w:p>
+    <w:p>
+      <w:pPr>
+        <w:bidi w:val="0"/>
+      </w:pPr>
+      <w:r>
+        <w:t xml:space="preserve">- Description - </w:t>
+      </w:r>
+      <w:r>
+        <w:rPr>
+          <w:rtl/>
+        </w:rPr>
+        <w:t>תיאור התוכנית</w:t>
+      </w:r>
+    </w:p>
+    <w:p>
+      <w:pPr>
+        <w:bidi w:val="0"/>
+      </w:pPr>
+      <w:proofErr w:type="spellStart"/>
+      <w:r>
+        <w:t>Copysql</w:t>
+      </w:r>
+      <w:proofErr w:type="spellEnd"/>
+    </w:p>
+    <w:p>
+      <w:pPr>
+        <w:bidi w:val="0"/>
+        <w:rPr>
+          <w:b/>
+          <w:bCs/>
+        </w:rPr>
+      </w:pPr>
+      <w:r>
+        <w:rPr>
+          <w:b/>
+          <w:bCs/>
+        </w:rPr>
+        <w:t xml:space="preserve">9. </w:t>
+      </w:r>
+      <w:r>
+        <w:rPr>
+          <w:b/>
+          <w:bCs/>
+          <w:rtl/>
+        </w:rPr>
+        <w:t>טבלת סטטוס משכנתא</w:t>
+      </w:r>
+      <w:r>
+        <w:rPr>
+          <w:b/>
+          <w:bCs/>
+        </w:rPr>
+        <w:t xml:space="preserve"> (</w:t>
+      </w:r>
+      <w:proofErr w:type="spellStart"/>
+      <w:r>
+        <w:rPr>
+          <w:b/>
+          <w:bCs/>
+        </w:rPr>
+        <w:t>MortgageStatusHistory</w:t>
+      </w:r>
+      <w:proofErr w:type="spellEnd"/>
+      <w:r>
+        <w:rPr>
+          <w:b/>
+          <w:bCs/>
+        </w:rPr>
+        <w:t>)</w:t>
+      </w:r>
+    </w:p>
+    <w:p>
+      <w:pPr>
+        <w:bidi w:val="0"/>
+      </w:pPr>
+      <w:r>
+        <w:lastRenderedPageBreak/>
+        <w:t xml:space="preserve">- </w:t>
+      </w:r>
+      <w:proofErr w:type="spellStart"/>
+      <w:r>
+        <w:t>StatusID</w:t>
+      </w:r>
+      <w:proofErr w:type="spellEnd"/>
+      <w:r>
+        <w:t xml:space="preserve"> (PK) - </w:t>
+      </w:r>
+      <w:r>
+        <w:rPr>
+          <w:rtl/>
+        </w:rPr>
+        <w:t>מזהה ייחודי לסטטוס</w:t>
+      </w:r>
+    </w:p>
+    <w:p>
+      <w:pPr>
+        <w:bidi w:val="0"/>
+      </w:pPr>
+      <w:r>
+        <w:t xml:space="preserve">- </w:t>
       </w:r>
       <w:proofErr w:type="spellStart"/>
       <w:r>
@@ -358,161 +2609,1756 @@
       </w:r>
       <w:proofErr w:type="spellEnd"/>
       <w:r>
-        <w:rPr>
-          <w:rFonts w:cs="Arial"/>
-          <w:rtl/>
-        </w:rPr>
-        <w:t xml:space="preserve"> (קישור לטבלת משכנתאות)</w:t>
-      </w:r>
-    </w:p>
-    <w:p>
-      <w:r>
-        <w:rPr>
-          <w:rFonts w:cs="Arial"/>
-          <w:rtl/>
-        </w:rPr>
-        <w:t xml:space="preserve">   - </w:t>
-      </w:r>
-      <w:proofErr w:type="spellStart"/>
-      <w:r>
-        <w:t>PaymentDate</w:t>
-      </w:r>
-      <w:proofErr w:type="spellEnd"/>
-    </w:p>
-    <w:p>
-      <w:r>
-        <w:rPr>
-          <w:rFonts w:cs="Arial"/>
-          <w:rtl/>
-        </w:rPr>
-        <w:t xml:space="preserve">   - </w:t>
-      </w:r>
-      <w:proofErr w:type="spellStart"/>
-      <w:r>
-        <w:t>PaymentAmount</w:t>
-      </w:r>
-      <w:proofErr w:type="spellEnd"/>
-    </w:p>
-    <w:p>
-      <w:pPr>
-        <w:rPr>
-          <w:rtl/>
-        </w:rPr>
-      </w:pPr>
-      <w:r>
-        <w:rPr>
-          <w:rFonts w:cs="Arial"/>
-          <w:rtl/>
-        </w:rPr>
-        <w:t xml:space="preserve">   - </w:t>
-      </w:r>
-      <w:proofErr w:type="spellStart"/>
-      <w:r>
-        <w:t>PaymentStatus</w:t>
-      </w:r>
-      <w:proofErr w:type="spellEnd"/>
-      <w:r>
-        <w:rPr>
-          <w:rFonts w:cs="Arial"/>
-          <w:rtl/>
-        </w:rPr>
-        <w:t xml:space="preserve"> (למשל: שולם, לא שולם)</w:t>
-      </w:r>
-    </w:p>
-    <w:p>
-      <w:pPr>
-        <w:rPr>
-          <w:rtl/>
-        </w:rPr>
-      </w:pPr>
-    </w:p>
-    <w:p>
-      <w:pPr>
-        <w:rPr>
-          <w:rtl/>
-        </w:rPr>
-      </w:pPr>
-      <w:r>
-        <w:rPr>
-          <w:rFonts w:cs="Arial" w:hint="cs"/>
-          <w:rtl/>
-        </w:rPr>
-        <w:t>4</w:t>
-      </w:r>
-      <w:r>
-        <w:rPr>
-          <w:rFonts w:cs="Arial"/>
-          <w:rtl/>
-        </w:rPr>
-        <w:t>. טבלת משתמשים (</w:t>
-      </w:r>
-      <w:r>
-        <w:t>Users</w:t>
-      </w:r>
-      <w:r>
-        <w:rPr>
-          <w:rFonts w:cs="Arial"/>
-          <w:rtl/>
-        </w:rPr>
+        <w:t xml:space="preserve"> (FK) - </w:t>
+      </w:r>
+      <w:r>
+        <w:rPr>
+          <w:rtl/>
+        </w:rPr>
+        <w:t>קישור למשכנתא</w:t>
+      </w:r>
+    </w:p>
+    <w:p>
+      <w:pPr>
+        <w:bidi w:val="0"/>
+      </w:pPr>
+      <w:r>
+        <w:t xml:space="preserve">- Status - </w:t>
+      </w:r>
+      <w:r>
+        <w:rPr>
+          <w:rtl/>
+        </w:rPr>
+        <w:t>הסטטוס (הוגש, בבדיקה, אושר, נדחה)</w:t>
+      </w:r>
+    </w:p>
+    <w:p>
+      <w:pPr>
+        <w:bidi w:val="0"/>
+      </w:pPr>
+      <w:r>
+        <w:t xml:space="preserve">- </w:t>
+      </w:r>
+      <w:proofErr w:type="spellStart"/>
+      <w:r>
+        <w:t>StatusDate</w:t>
+      </w:r>
+      <w:proofErr w:type="spellEnd"/>
+      <w:r>
+        <w:t xml:space="preserve"> - </w:t>
+      </w:r>
+      <w:r>
+        <w:rPr>
+          <w:rtl/>
+        </w:rPr>
+        <w:t>תאריך השינוי</w:t>
+      </w:r>
+    </w:p>
+    <w:p>
+      <w:pPr>
+        <w:bidi w:val="0"/>
+      </w:pPr>
+      <w:r>
+        <w:t xml:space="preserve">- Notes - </w:t>
+      </w:r>
+      <w:r>
+        <w:rPr>
+          <w:rtl/>
+        </w:rPr>
+        <w:t>הערות על השינוי</w:t>
+      </w:r>
+    </w:p>
+    <w:p>
+      <w:pPr>
+        <w:bidi w:val="0"/>
+      </w:pPr>
+      <w:r>
+        <w:t xml:space="preserve">- </w:t>
+      </w:r>
+      <w:proofErr w:type="spellStart"/>
+      <w:r>
+        <w:t>UpdatedBy</w:t>
+      </w:r>
+      <w:proofErr w:type="spellEnd"/>
+      <w:r>
+        <w:t xml:space="preserve"> - </w:t>
+      </w:r>
+      <w:r>
+        <w:rPr>
+          <w:rtl/>
+        </w:rPr>
+        <w:t>מי עדכן</w:t>
+      </w:r>
+      <w:r>
+        <w:t xml:space="preserve"> (</w:t>
+      </w:r>
+      <w:proofErr w:type="spellStart"/>
+      <w:r>
+        <w:t>UserID</w:t>
+      </w:r>
+      <w:proofErr w:type="spellEnd"/>
+      <w:r>
         <w:t>)</w:t>
       </w:r>
     </w:p>
     <w:p>
-      <w:r>
-        <w:rPr>
-          <w:rFonts w:cs="Arial"/>
-          <w:rtl/>
-        </w:rPr>
-        <w:t xml:space="preserve">   - </w:t>
+      <w:pPr>
+        <w:bidi w:val="0"/>
+      </w:pPr>
+      <w:proofErr w:type="spellStart"/>
+      <w:r>
+        <w:t>Copysql</w:t>
+      </w:r>
+      <w:proofErr w:type="spellEnd"/>
+    </w:p>
+    <w:p>
+      <w:pPr>
+        <w:bidi w:val="0"/>
+        <w:rPr>
+          <w:b/>
+          <w:bCs/>
+        </w:rPr>
+      </w:pPr>
+      <w:r>
+        <w:rPr>
+          <w:b/>
+          <w:bCs/>
+        </w:rPr>
+        <w:t xml:space="preserve">10. </w:t>
+      </w:r>
+      <w:r>
+        <w:rPr>
+          <w:b/>
+          <w:bCs/>
+          <w:rtl/>
+        </w:rPr>
+        <w:t>טבלת התראות</w:t>
+      </w:r>
+      <w:r>
+        <w:rPr>
+          <w:b/>
+          <w:bCs/>
+        </w:rPr>
+        <w:t xml:space="preserve"> (Notifications)</w:t>
+      </w:r>
+    </w:p>
+    <w:p>
+      <w:pPr>
+        <w:bidi w:val="0"/>
+      </w:pPr>
+      <w:r>
+        <w:t xml:space="preserve">- </w:t>
+      </w:r>
+      <w:proofErr w:type="spellStart"/>
+      <w:r>
+        <w:t>NotificationID</w:t>
+      </w:r>
+      <w:proofErr w:type="spellEnd"/>
+      <w:r>
+        <w:t xml:space="preserve"> (PK) - </w:t>
+      </w:r>
+      <w:r>
+        <w:rPr>
+          <w:rtl/>
+        </w:rPr>
+        <w:t>מזהה ייחודי להתראה</w:t>
+      </w:r>
+    </w:p>
+    <w:p>
+      <w:pPr>
+        <w:bidi w:val="0"/>
+      </w:pPr>
+      <w:r>
+        <w:t xml:space="preserve">- </w:t>
       </w:r>
       <w:proofErr w:type="spellStart"/>
       <w:r>
         <w:t>UserID</w:t>
       </w:r>
       <w:proofErr w:type="spellEnd"/>
-    </w:p>
-    <w:p>
-      <w:r>
-        <w:rPr>
-          <w:rFonts w:cs="Arial"/>
-          <w:rtl/>
-        </w:rPr>
-        <w:t xml:space="preserve">   - </w:t>
-      </w:r>
-      <w:r>
-        <w:t>Username</w:t>
-      </w:r>
-    </w:p>
-    <w:p>
-      <w:r>
-        <w:rPr>
-          <w:rFonts w:cs="Arial"/>
-          <w:rtl/>
-        </w:rPr>
-        <w:t xml:space="preserve">   - </w:t>
-      </w:r>
-      <w:r>
-        <w:t>Password</w:t>
-      </w:r>
-    </w:p>
-    <w:p>
-      <w:r>
-        <w:rPr>
-          <w:rFonts w:cs="Arial"/>
-          <w:rtl/>
-        </w:rPr>
-        <w:t xml:space="preserve">   - </w:t>
-      </w:r>
-      <w:r>
-        <w:t>Role</w:t>
-      </w:r>
-      <w:r>
-        <w:rPr>
-          <w:rFonts w:cs="Arial"/>
-          <w:rtl/>
-        </w:rPr>
-        <w:t xml:space="preserve"> (למשל: יועץ, מנהל)</w:t>
-      </w:r>
+      <w:r>
+        <w:t xml:space="preserve"> (FK) - </w:t>
+      </w:r>
+      <w:r>
+        <w:rPr>
+          <w:rtl/>
+        </w:rPr>
+        <w:t>למי ההתראה</w:t>
+      </w:r>
+    </w:p>
+    <w:p>
+      <w:pPr>
+        <w:bidi w:val="0"/>
+      </w:pPr>
+      <w:r>
+        <w:t xml:space="preserve">- </w:t>
+      </w:r>
+      <w:proofErr w:type="spellStart"/>
+      <w:r>
+        <w:t>CustomerID</w:t>
+      </w:r>
+      <w:proofErr w:type="spellEnd"/>
+      <w:r>
+        <w:t xml:space="preserve"> (FK) - </w:t>
+      </w:r>
+      <w:r>
+        <w:rPr>
+          <w:rtl/>
+        </w:rPr>
+        <w:t>על איזה לקוח (אופציונלי)</w:t>
+      </w:r>
+    </w:p>
+    <w:p>
+      <w:pPr>
+        <w:bidi w:val="0"/>
+      </w:pPr>
+      <w:r>
+        <w:t xml:space="preserve">- Title - </w:t>
+      </w:r>
+      <w:r>
+        <w:rPr>
+          <w:rtl/>
+        </w:rPr>
+        <w:t>כותרת ההתראה</w:t>
+      </w:r>
+    </w:p>
+    <w:p>
+      <w:pPr>
+        <w:bidi w:val="0"/>
+      </w:pPr>
+      <w:r>
+        <w:t xml:space="preserve">- Message - </w:t>
+      </w:r>
+      <w:r>
+        <w:rPr>
+          <w:rtl/>
+        </w:rPr>
+        <w:t>תוכן ההתראה</w:t>
+      </w:r>
+    </w:p>
+    <w:p>
+      <w:pPr>
+        <w:bidi w:val="0"/>
+      </w:pPr>
+      <w:r>
+        <w:t xml:space="preserve">- </w:t>
+      </w:r>
+      <w:proofErr w:type="spellStart"/>
+      <w:r>
+        <w:t>NotificationType</w:t>
+      </w:r>
+      <w:proofErr w:type="spellEnd"/>
+      <w:r>
+        <w:t xml:space="preserve"> - </w:t>
+      </w:r>
+      <w:r>
+        <w:rPr>
+          <w:rtl/>
+        </w:rPr>
+        <w:t>סוג (תזכורת תשלום, פגישה, מסמך חסר)</w:t>
+      </w:r>
+    </w:p>
+    <w:p>
+      <w:pPr>
+        <w:bidi w:val="0"/>
+      </w:pPr>
+      <w:r>
+        <w:t xml:space="preserve">- </w:t>
+      </w:r>
+      <w:proofErr w:type="spellStart"/>
+      <w:r>
+        <w:t>IsRead</w:t>
+      </w:r>
+      <w:proofErr w:type="spellEnd"/>
+      <w:r>
+        <w:t xml:space="preserve"> - </w:t>
+      </w:r>
+      <w:r>
+        <w:rPr>
+          <w:rtl/>
+        </w:rPr>
+        <w:t>האם נקראה</w:t>
+      </w:r>
+    </w:p>
+    <w:p>
+      <w:pPr>
+        <w:bidi w:val="0"/>
+      </w:pPr>
+      <w:r>
+        <w:t xml:space="preserve">- </w:t>
+      </w:r>
+      <w:proofErr w:type="spellStart"/>
+      <w:r>
+        <w:t>CreatedDate</w:t>
+      </w:r>
+      <w:proofErr w:type="spellEnd"/>
+      <w:r>
+        <w:t xml:space="preserve"> - </w:t>
+      </w:r>
+      <w:r>
+        <w:rPr>
+          <w:rtl/>
+        </w:rPr>
+        <w:t>תאריך יצירה</w:t>
+      </w:r>
+    </w:p>
+    <w:p>
+      <w:pPr>
+        <w:bidi w:val="0"/>
+      </w:pPr>
+      <w:r>
+        <w:t xml:space="preserve">- Priority - </w:t>
+      </w:r>
+      <w:r>
+        <w:rPr>
+          <w:rtl/>
+        </w:rPr>
+        <w:t>עדיפות (נמוכה, בינונית, גבוהה)</w:t>
+      </w:r>
+    </w:p>
+    <w:p>
+      <w:pPr>
+        <w:bidi w:val="0"/>
+      </w:pPr>
+      <w:proofErr w:type="spellStart"/>
+      <w:r>
+        <w:t>Copysql</w:t>
+      </w:r>
+      <w:proofErr w:type="spellEnd"/>
+    </w:p>
+    <w:p>
+      <w:pPr>
+        <w:bidi w:val="0"/>
+        <w:rPr>
+          <w:b/>
+          <w:bCs/>
+        </w:rPr>
+      </w:pPr>
+      <w:r>
+        <w:rPr>
+          <w:b/>
+          <w:bCs/>
+        </w:rPr>
+        <w:t xml:space="preserve">11. </w:t>
+      </w:r>
+      <w:r>
+        <w:rPr>
+          <w:b/>
+          <w:bCs/>
+          <w:rtl/>
+        </w:rPr>
+        <w:t>טבלת הערות לקוח</w:t>
+      </w:r>
+      <w:r>
+        <w:rPr>
+          <w:b/>
+          <w:bCs/>
+        </w:rPr>
+        <w:t xml:space="preserve"> (</w:t>
+      </w:r>
+      <w:proofErr w:type="spellStart"/>
+      <w:r>
+        <w:rPr>
+          <w:b/>
+          <w:bCs/>
+        </w:rPr>
+        <w:t>CustomerNotes</w:t>
+      </w:r>
+      <w:proofErr w:type="spellEnd"/>
+      <w:r>
+        <w:rPr>
+          <w:b/>
+          <w:bCs/>
+        </w:rPr>
+        <w:t>)</w:t>
+      </w:r>
+    </w:p>
+    <w:p>
+      <w:pPr>
+        <w:bidi w:val="0"/>
+      </w:pPr>
+      <w:r>
+        <w:t xml:space="preserve">- </w:t>
+      </w:r>
+      <w:proofErr w:type="spellStart"/>
+      <w:r>
+        <w:t>NoteID</w:t>
+      </w:r>
+      <w:proofErr w:type="spellEnd"/>
+      <w:r>
+        <w:t xml:space="preserve"> (PK) - </w:t>
+      </w:r>
+      <w:r>
+        <w:rPr>
+          <w:rtl/>
+        </w:rPr>
+        <w:t>מזהה ייחודי להערה</w:t>
+      </w:r>
+    </w:p>
+    <w:p>
+      <w:pPr>
+        <w:bidi w:val="0"/>
+      </w:pPr>
+      <w:r>
+        <w:t xml:space="preserve">- </w:t>
+      </w:r>
+      <w:proofErr w:type="spellStart"/>
+      <w:r>
+        <w:t>CustomerID</w:t>
+      </w:r>
+      <w:proofErr w:type="spellEnd"/>
+      <w:r>
+        <w:t xml:space="preserve"> (FK) - </w:t>
+      </w:r>
+      <w:r>
+        <w:rPr>
+          <w:rtl/>
+        </w:rPr>
+        <w:t>קישור ללקוח</w:t>
+      </w:r>
+    </w:p>
+    <w:p>
+      <w:pPr>
+        <w:bidi w:val="0"/>
+      </w:pPr>
+      <w:r>
+        <w:t xml:space="preserve">- </w:t>
+      </w:r>
+      <w:proofErr w:type="spellStart"/>
+      <w:r>
+        <w:t>UserID</w:t>
+      </w:r>
+      <w:proofErr w:type="spellEnd"/>
+      <w:r>
+        <w:t xml:space="preserve"> (FK) - </w:t>
+      </w:r>
+      <w:r>
+        <w:rPr>
+          <w:rtl/>
+        </w:rPr>
+        <w:t>מי כתב את ההערה</w:t>
+      </w:r>
+    </w:p>
+    <w:p>
+      <w:pPr>
+        <w:bidi w:val="0"/>
+      </w:pPr>
+      <w:r>
+        <w:t xml:space="preserve">- </w:t>
+      </w:r>
+      <w:proofErr w:type="spellStart"/>
+      <w:r>
+        <w:t>NoteText</w:t>
+      </w:r>
+      <w:proofErr w:type="spellEnd"/>
+      <w:r>
+        <w:t xml:space="preserve"> - </w:t>
+      </w:r>
+      <w:r>
+        <w:rPr>
+          <w:rtl/>
+        </w:rPr>
+        <w:t>תוכן ההערה</w:t>
+      </w:r>
+    </w:p>
+    <w:p>
+      <w:pPr>
+        <w:bidi w:val="0"/>
+      </w:pPr>
+      <w:r>
+        <w:t xml:space="preserve">- </w:t>
+      </w:r>
+      <w:proofErr w:type="spellStart"/>
+      <w:r>
+        <w:t>NoteDate</w:t>
+      </w:r>
+      <w:proofErr w:type="spellEnd"/>
+      <w:r>
+        <w:t xml:space="preserve"> - </w:t>
+      </w:r>
+      <w:r>
+        <w:rPr>
+          <w:rtl/>
+        </w:rPr>
+        <w:t>תאריך כתיבת ההערה</w:t>
+      </w:r>
+    </w:p>
+    <w:p>
+      <w:pPr>
+        <w:bidi w:val="0"/>
+      </w:pPr>
+      <w:r>
+        <w:t xml:space="preserve">- </w:t>
+      </w:r>
+      <w:proofErr w:type="spellStart"/>
+      <w:r>
+        <w:t>IsPrivate</w:t>
+      </w:r>
+      <w:proofErr w:type="spellEnd"/>
+      <w:r>
+        <w:t xml:space="preserve"> - </w:t>
+      </w:r>
+      <w:r>
+        <w:rPr>
+          <w:rtl/>
+        </w:rPr>
+        <w:t>האם ההערה פרטית ליועץ</w:t>
+      </w:r>
+    </w:p>
+    <w:p>
+      <w:pPr>
+        <w:bidi w:val="0"/>
+      </w:pPr>
+      <w:r>
+        <w:t xml:space="preserve">- Category - </w:t>
+      </w:r>
+      <w:r>
+        <w:rPr>
+          <w:rtl/>
+        </w:rPr>
+        <w:t>קטגוריה (כללי, פיננסי, אישי)</w:t>
+      </w:r>
+    </w:p>
+    <w:p>
+      <w:pPr>
+        <w:bidi w:val="0"/>
+      </w:pPr>
+      <w:proofErr w:type="spellStart"/>
+      <w:r>
+        <w:t>Copysql</w:t>
+      </w:r>
+      <w:proofErr w:type="spellEnd"/>
+    </w:p>
+    <w:p>
+      <w:pPr>
+        <w:bidi w:val="0"/>
+      </w:pPr>
+      <w:r>
+        <w:rPr>
+          <w:rtl/>
+        </w:rPr>
+        <w:t>האם תרצי שאתחיל ליצור את הקבצים עם המודלים ב</w:t>
+      </w:r>
+      <w:r>
+        <w:t>-C#?</w:t>
+      </w:r>
+    </w:p>
+    <w:p>
+      <w:pPr>
+        <w:bidi w:val="0"/>
+      </w:pPr>
+      <w:r>
+        <w:rPr>
+          <w:rtl/>
+        </w:rPr>
+        <w:t>אני רוצה הסבר גם על טבלאות 1 עד 5</w:t>
+      </w:r>
+    </w:p>
+    <w:p>
+      <w:pPr>
+        <w:bidi w:val="0"/>
+      </w:pPr>
+      <w:proofErr w:type="spellStart"/>
+      <w:r>
+        <w:t>Copysql</w:t>
+      </w:r>
+      <w:proofErr w:type="spellEnd"/>
+    </w:p>
+    <w:p>
+      <w:pPr>
+        <w:bidi w:val="0"/>
+        <w:rPr>
+          <w:b/>
+          <w:bCs/>
+        </w:rPr>
+      </w:pPr>
+      <w:r>
+        <w:rPr>
+          <w:b/>
+          <w:bCs/>
+        </w:rPr>
+        <w:t xml:space="preserve">5. </w:t>
+      </w:r>
+      <w:r>
+        <w:rPr>
+          <w:b/>
+          <w:bCs/>
+          <w:rtl/>
+        </w:rPr>
+        <w:t>טבלת מסמכים</w:t>
+      </w:r>
+      <w:r>
+        <w:rPr>
+          <w:b/>
+          <w:bCs/>
+        </w:rPr>
+        <w:t xml:space="preserve"> (Documents)</w:t>
+      </w:r>
+    </w:p>
+    <w:p>
+      <w:pPr>
+        <w:bidi w:val="0"/>
+      </w:pPr>
+      <w:r>
+        <w:lastRenderedPageBreak/>
+        <w:t xml:space="preserve">- </w:t>
+      </w:r>
+      <w:proofErr w:type="spellStart"/>
+      <w:r>
+        <w:t>DocumentID</w:t>
+      </w:r>
+      <w:proofErr w:type="spellEnd"/>
+      <w:r>
+        <w:t xml:space="preserve"> (PK) - </w:t>
+      </w:r>
+      <w:r>
+        <w:rPr>
+          <w:rtl/>
+        </w:rPr>
+        <w:t>מזהה ייחודי למסמך</w:t>
+      </w:r>
+    </w:p>
+    <w:p>
+      <w:pPr>
+        <w:bidi w:val="0"/>
+      </w:pPr>
+      <w:r>
+        <w:t xml:space="preserve">- </w:t>
+      </w:r>
+      <w:proofErr w:type="spellStart"/>
+      <w:r>
+        <w:t>CustomerID</w:t>
+      </w:r>
+      <w:proofErr w:type="spellEnd"/>
+      <w:r>
+        <w:t xml:space="preserve"> (FK) - </w:t>
+      </w:r>
+      <w:r>
+        <w:rPr>
+          <w:rtl/>
+        </w:rPr>
+        <w:t>קישור ללקוח שהמסמך שייך לו</w:t>
+      </w:r>
+    </w:p>
+    <w:p>
+      <w:pPr>
+        <w:bidi w:val="0"/>
+      </w:pPr>
+      <w:r>
+        <w:t xml:space="preserve">- </w:t>
+      </w:r>
+      <w:proofErr w:type="spellStart"/>
+      <w:r>
+        <w:t>DocumentType</w:t>
+      </w:r>
+      <w:proofErr w:type="spellEnd"/>
+      <w:r>
+        <w:t xml:space="preserve"> - </w:t>
+      </w:r>
+      <w:r>
+        <w:rPr>
+          <w:rtl/>
+        </w:rPr>
+        <w:t>סוג המסמך (תלוש משכורת, אישור הכנסה, דוח בנק, תעודת זהות)</w:t>
+      </w:r>
+    </w:p>
+    <w:p>
+      <w:pPr>
+        <w:bidi w:val="0"/>
+      </w:pPr>
+      <w:r>
+        <w:t xml:space="preserve">- </w:t>
+      </w:r>
+      <w:proofErr w:type="spellStart"/>
+      <w:r>
+        <w:t>DocumentName</w:t>
+      </w:r>
+      <w:proofErr w:type="spellEnd"/>
+      <w:r>
+        <w:t xml:space="preserve"> - </w:t>
+      </w:r>
+      <w:r>
+        <w:rPr>
+          <w:rtl/>
+        </w:rPr>
+        <w:t>שם הקובץ כפי שהועלה</w:t>
+      </w:r>
+    </w:p>
+    <w:p>
+      <w:pPr>
+        <w:bidi w:val="0"/>
+      </w:pPr>
+      <w:r>
+        <w:t xml:space="preserve">- </w:t>
+      </w:r>
+      <w:proofErr w:type="spellStart"/>
+      <w:r>
+        <w:t>FilePath</w:t>
+      </w:r>
+      <w:proofErr w:type="spellEnd"/>
+      <w:r>
+        <w:t xml:space="preserve"> - </w:t>
+      </w:r>
+      <w:r>
+        <w:rPr>
+          <w:rtl/>
+        </w:rPr>
+        <w:t>נתיב לקובץ בשרת או בענן</w:t>
+      </w:r>
+    </w:p>
+    <w:p>
+      <w:pPr>
+        <w:bidi w:val="0"/>
+      </w:pPr>
+      <w:r>
+        <w:t xml:space="preserve">- </w:t>
+      </w:r>
+      <w:proofErr w:type="spellStart"/>
+      <w:r>
+        <w:t>UploadDate</w:t>
+      </w:r>
+      <w:proofErr w:type="spellEnd"/>
+      <w:r>
+        <w:t xml:space="preserve"> - </w:t>
+      </w:r>
+      <w:r>
+        <w:rPr>
+          <w:rtl/>
+        </w:rPr>
+        <w:t>תאריך העלאת המסמך</w:t>
+      </w:r>
+    </w:p>
+    <w:p>
+      <w:pPr>
+        <w:bidi w:val="0"/>
+      </w:pPr>
+      <w:r>
+        <w:t xml:space="preserve">- </w:t>
+      </w:r>
+      <w:proofErr w:type="spellStart"/>
+      <w:r>
+        <w:t>IsVerified</w:t>
+      </w:r>
+      <w:proofErr w:type="spellEnd"/>
+      <w:r>
+        <w:t xml:space="preserve"> - </w:t>
+      </w:r>
+      <w:r>
+        <w:rPr>
+          <w:rtl/>
+        </w:rPr>
+        <w:t>האם המסמך נבדק ואומת על ידי היועץ</w:t>
+      </w:r>
+    </w:p>
+    <w:p>
+      <w:pPr>
+        <w:bidi w:val="0"/>
+      </w:pPr>
+      <w:r>
+        <w:t xml:space="preserve">- </w:t>
+      </w:r>
+      <w:proofErr w:type="spellStart"/>
+      <w:r>
+        <w:t>ExpiryDate</w:t>
+      </w:r>
+      <w:proofErr w:type="spellEnd"/>
+      <w:r>
+        <w:t xml:space="preserve"> - </w:t>
+      </w:r>
+      <w:r>
+        <w:rPr>
+          <w:rtl/>
+        </w:rPr>
+        <w:t>תאריך תפוגה (למסמכים עם תוקף מוגבל)</w:t>
+      </w:r>
+    </w:p>
+    <w:p>
+      <w:pPr>
+        <w:bidi w:val="0"/>
+      </w:pPr>
+      <w:proofErr w:type="spellStart"/>
+      <w:r>
+        <w:t>Copysql</w:t>
+      </w:r>
+      <w:proofErr w:type="spellEnd"/>
+    </w:p>
+    <w:p>
+      <w:pPr>
+        <w:bidi w:val="0"/>
+        <w:rPr>
+          <w:rtl/>
+        </w:rPr>
+      </w:pPr>
+    </w:p>
+    <w:p>
+      <w:pPr>
+        <w:bidi w:val="0"/>
+        <w:rPr>
+          <w:rtl/>
+        </w:rPr>
+      </w:pPr>
+    </w:p>
+    <w:p>
+      <w:pPr>
+        <w:bidi w:val="0"/>
+        <w:rPr>
+          <w:rtl/>
+        </w:rPr>
+      </w:pPr>
+    </w:p>
+    <w:p>
+      <w:pPr>
+        <w:bidi w:val="0"/>
+        <w:rPr>
+          <w:rtl/>
+        </w:rPr>
+      </w:pPr>
+    </w:p>
+    <w:p>
+      <w:pPr>
+        <w:bidi w:val="0"/>
+        <w:rPr>
+          <w:rtl/>
+        </w:rPr>
+      </w:pPr>
+    </w:p>
+    <w:p>
+      <w:pPr>
+        <w:bidi w:val="0"/>
+        <w:rPr>
+          <w:rtl/>
+        </w:rPr>
+      </w:pPr>
+    </w:p>
+    <w:p>
+      <w:pPr>
+        <w:bidi w:val="0"/>
+        <w:rPr>
+          <w:rtl/>
+        </w:rPr>
+      </w:pPr>
+    </w:p>
+    <w:p>
+      <w:pPr>
+        <w:bidi w:val="0"/>
+        <w:rPr>
+          <w:b/>
+          <w:bCs/>
+        </w:rPr>
+      </w:pPr>
+      <w:r>
+        <w:rPr>
+          <w:b/>
+          <w:bCs/>
+        </w:rPr>
+        <w:t xml:space="preserve">. </w:t>
+      </w:r>
+      <w:r>
+        <w:rPr>
+          <w:b/>
+          <w:bCs/>
+          <w:rtl/>
+        </w:rPr>
+        <w:t>טבלת משתמשים</w:t>
+      </w:r>
+      <w:r>
+        <w:rPr>
+          <w:b/>
+          <w:bCs/>
+        </w:rPr>
+        <w:t xml:space="preserve"> (Users)</w:t>
+      </w:r>
+    </w:p>
+    <w:p>
+      <w:pPr>
+        <w:numPr>
+          <w:ilvl w:val="0"/>
+          <w:numId w:val="2"/>
+        </w:numPr>
+        <w:bidi w:val="0"/>
+      </w:pPr>
+      <w:proofErr w:type="spellStart"/>
+      <w:r>
+        <w:t>user_id</w:t>
+      </w:r>
+      <w:proofErr w:type="spellEnd"/>
+      <w:r>
+        <w:t xml:space="preserve"> (</w:t>
+      </w:r>
+      <w:r>
+        <w:rPr>
+          <w:rtl/>
+        </w:rPr>
+        <w:t>מפתח ראשי</w:t>
+      </w:r>
+      <w:r>
+        <w:t>)</w:t>
+      </w:r>
+    </w:p>
+    <w:p>
+      <w:pPr>
+        <w:numPr>
+          <w:ilvl w:val="0"/>
+          <w:numId w:val="2"/>
+        </w:numPr>
+        <w:bidi w:val="0"/>
+      </w:pPr>
+      <w:proofErr w:type="spellStart"/>
+      <w:r>
+        <w:t>id_number</w:t>
+      </w:r>
+      <w:proofErr w:type="spellEnd"/>
+      <w:r>
+        <w:t xml:space="preserve"> (</w:t>
+      </w:r>
+      <w:r>
+        <w:rPr>
+          <w:rtl/>
+        </w:rPr>
+        <w:t>תעודת זהות</w:t>
+      </w:r>
+      <w:r>
+        <w:t>)</w:t>
+      </w:r>
+    </w:p>
+    <w:p>
+      <w:pPr>
+        <w:numPr>
+          <w:ilvl w:val="0"/>
+          <w:numId w:val="2"/>
+        </w:numPr>
+        <w:bidi w:val="0"/>
+      </w:pPr>
+      <w:proofErr w:type="spellStart"/>
+      <w:r>
+        <w:t>first_name</w:t>
+      </w:r>
+      <w:proofErr w:type="spellEnd"/>
+    </w:p>
+    <w:p>
+      <w:pPr>
+        <w:numPr>
+          <w:ilvl w:val="0"/>
+          <w:numId w:val="2"/>
+        </w:numPr>
+        <w:bidi w:val="0"/>
+      </w:pPr>
+      <w:proofErr w:type="spellStart"/>
+      <w:r>
+        <w:t>last_name</w:t>
+      </w:r>
+      <w:proofErr w:type="spellEnd"/>
+    </w:p>
+    <w:p>
+      <w:pPr>
+        <w:numPr>
+          <w:ilvl w:val="0"/>
+          <w:numId w:val="2"/>
+        </w:numPr>
+        <w:bidi w:val="0"/>
+      </w:pPr>
+      <w:r>
+        <w:t>E</w:t>
+      </w:r>
+      <w:r>
+        <w:t>mail</w:t>
+      </w:r>
+    </w:p>
+    <w:p>
+      <w:pPr>
+        <w:numPr>
+          <w:ilvl w:val="0"/>
+          <w:numId w:val="2"/>
+        </w:numPr>
+        <w:bidi w:val="0"/>
+      </w:pPr>
+      <w:proofErr w:type="spellStart"/>
+      <w:r>
+        <w:t>password_hash</w:t>
+      </w:r>
+      <w:proofErr w:type="spellEnd"/>
+    </w:p>
+    <w:p>
+      <w:pPr>
+        <w:numPr>
+          <w:ilvl w:val="0"/>
+          <w:numId w:val="2"/>
+        </w:numPr>
+        <w:bidi w:val="0"/>
+      </w:pPr>
+      <w:proofErr w:type="spellStart"/>
+      <w:r>
+        <w:t>user_type</w:t>
+      </w:r>
+      <w:proofErr w:type="spellEnd"/>
+      <w:r>
+        <w:t xml:space="preserve"> (</w:t>
+      </w:r>
+      <w:r>
+        <w:rPr>
+          <w:rtl/>
+        </w:rPr>
+        <w:t>לקוח/מנהל</w:t>
+      </w:r>
+      <w:r>
+        <w:t>)</w:t>
+      </w:r>
+    </w:p>
+    <w:p>
+      <w:pPr>
+        <w:numPr>
+          <w:ilvl w:val="0"/>
+          <w:numId w:val="2"/>
+        </w:numPr>
+        <w:bidi w:val="0"/>
+      </w:pPr>
+      <w:proofErr w:type="spellStart"/>
+      <w:r>
+        <w:t>created_at</w:t>
+      </w:r>
+      <w:proofErr w:type="spellEnd"/>
+    </w:p>
+    <w:p>
+      <w:pPr>
+        <w:bidi w:val="0"/>
+        <w:rPr>
+          <w:b/>
+          <w:bCs/>
+        </w:rPr>
+      </w:pPr>
+      <w:r>
+        <w:rPr>
+          <w:b/>
+          <w:bCs/>
+        </w:rPr>
+        <w:t xml:space="preserve">2. </w:t>
+      </w:r>
+      <w:r>
+        <w:rPr>
+          <w:b/>
+          <w:bCs/>
+          <w:rtl/>
+        </w:rPr>
+        <w:t>טבלת תיקים</w:t>
+      </w:r>
+      <w:r>
+        <w:rPr>
+          <w:b/>
+          <w:bCs/>
+        </w:rPr>
+        <w:t xml:space="preserve"> (Cases)</w:t>
+      </w:r>
+    </w:p>
+    <w:p>
+      <w:pPr>
+        <w:numPr>
+          <w:ilvl w:val="0"/>
+          <w:numId w:val="3"/>
+        </w:numPr>
+        <w:bidi w:val="0"/>
+      </w:pPr>
+      <w:proofErr w:type="spellStart"/>
+      <w:r>
+        <w:t>case_id</w:t>
+      </w:r>
+      <w:proofErr w:type="spellEnd"/>
+      <w:r>
+        <w:t xml:space="preserve"> (</w:t>
+      </w:r>
+      <w:r>
+        <w:rPr>
+          <w:rtl/>
+        </w:rPr>
+        <w:t>מפתח ראשי</w:t>
+      </w:r>
+      <w:r>
+        <w:t>)</w:t>
+      </w:r>
+    </w:p>
+    <w:p>
+      <w:pPr>
+        <w:numPr>
+          <w:ilvl w:val="0"/>
+          <w:numId w:val="3"/>
+        </w:numPr>
+        <w:bidi w:val="0"/>
+      </w:pPr>
+      <w:proofErr w:type="spellStart"/>
+      <w:r>
+        <w:t>user_id</w:t>
+      </w:r>
+      <w:proofErr w:type="spellEnd"/>
+      <w:r>
+        <w:t xml:space="preserve"> (</w:t>
+      </w:r>
+      <w:r>
+        <w:rPr>
+          <w:rtl/>
+        </w:rPr>
+        <w:t>מפתח זר</w:t>
+      </w:r>
+      <w:r>
+        <w:t>)</w:t>
+      </w:r>
+    </w:p>
+    <w:p>
+      <w:pPr>
+        <w:numPr>
+          <w:ilvl w:val="0"/>
+          <w:numId w:val="3"/>
+        </w:numPr>
+        <w:bidi w:val="0"/>
+      </w:pPr>
+      <w:proofErr w:type="spellStart"/>
+      <w:r>
+        <w:t>case_type</w:t>
+      </w:r>
+      <w:proofErr w:type="spellEnd"/>
+      <w:r>
+        <w:t xml:space="preserve"> (</w:t>
+      </w:r>
+      <w:r>
+        <w:rPr>
+          <w:rtl/>
+        </w:rPr>
+        <w:t>משכנתא רגילה/מחזור משכנתא/אחר</w:t>
+      </w:r>
+      <w:r>
+        <w:t>)</w:t>
+      </w:r>
+    </w:p>
+    <w:p>
+      <w:pPr>
+        <w:numPr>
+          <w:ilvl w:val="0"/>
+          <w:numId w:val="3"/>
+        </w:numPr>
+        <w:bidi w:val="0"/>
+      </w:pPr>
+      <w:r>
+        <w:t>status (</w:t>
+      </w:r>
+      <w:r>
+        <w:rPr>
+          <w:rtl/>
+        </w:rPr>
+        <w:t>בירור/טיפול/סיום/תשלום</w:t>
+      </w:r>
+      <w:r>
+        <w:t>)</w:t>
+      </w:r>
+    </w:p>
+    <w:p>
+      <w:pPr>
+        <w:numPr>
+          <w:ilvl w:val="0"/>
+          <w:numId w:val="3"/>
+        </w:numPr>
+        <w:bidi w:val="0"/>
+      </w:pPr>
+      <w:proofErr w:type="spellStart"/>
+      <w:r>
+        <w:t>bank_name</w:t>
+      </w:r>
+      <w:proofErr w:type="spellEnd"/>
+    </w:p>
+    <w:p>
+      <w:pPr>
+        <w:numPr>
+          <w:ilvl w:val="0"/>
+          <w:numId w:val="3"/>
+        </w:numPr>
+        <w:bidi w:val="0"/>
+      </w:pPr>
+      <w:proofErr w:type="spellStart"/>
+      <w:r>
+        <w:lastRenderedPageBreak/>
+        <w:t>created_at</w:t>
+      </w:r>
+      <w:proofErr w:type="spellEnd"/>
+    </w:p>
+    <w:p>
+      <w:pPr>
+        <w:numPr>
+          <w:ilvl w:val="0"/>
+          <w:numId w:val="3"/>
+        </w:numPr>
+        <w:bidi w:val="0"/>
+      </w:pPr>
+      <w:r>
+        <w:t xml:space="preserve"> </w:t>
+      </w:r>
+      <w:proofErr w:type="spellStart"/>
+      <w:r>
+        <w:t>updated_at</w:t>
+      </w:r>
+      <w:proofErr w:type="spellEnd"/>
+    </w:p>
+    <w:p>
+      <w:pPr>
+        <w:bidi w:val="0"/>
+        <w:rPr>
+          <w:b/>
+          <w:bCs/>
+        </w:rPr>
+      </w:pPr>
+      <w:r>
+        <w:rPr>
+          <w:b/>
+          <w:bCs/>
+        </w:rPr>
+        <w:t xml:space="preserve">3. </w:t>
+      </w:r>
+      <w:r>
+        <w:rPr>
+          <w:b/>
+          <w:bCs/>
+          <w:rtl/>
+        </w:rPr>
+        <w:t>טבלת פגישות</w:t>
+      </w:r>
+      <w:r>
+        <w:rPr>
+          <w:b/>
+          <w:bCs/>
+        </w:rPr>
+        <w:t xml:space="preserve"> (Meetings)</w:t>
+      </w:r>
+    </w:p>
+    <w:p>
+      <w:pPr>
+        <w:numPr>
+          <w:ilvl w:val="0"/>
+          <w:numId w:val="4"/>
+        </w:numPr>
+        <w:bidi w:val="0"/>
+      </w:pPr>
+      <w:proofErr w:type="spellStart"/>
+      <w:r>
+        <w:t>meeting_id</w:t>
+      </w:r>
+      <w:proofErr w:type="spellEnd"/>
+      <w:r>
+        <w:t xml:space="preserve"> (</w:t>
+      </w:r>
+      <w:r>
+        <w:rPr>
+          <w:rtl/>
+        </w:rPr>
+        <w:t>מפתח ראשי</w:t>
+      </w:r>
+      <w:r>
+        <w:t>)</w:t>
+      </w:r>
+    </w:p>
+    <w:p>
+      <w:pPr>
+        <w:numPr>
+          <w:ilvl w:val="0"/>
+          <w:numId w:val="4"/>
+        </w:numPr>
+        <w:bidi w:val="0"/>
+      </w:pPr>
+      <w:proofErr w:type="spellStart"/>
+      <w:r>
+        <w:t>case_id</w:t>
+      </w:r>
+      <w:proofErr w:type="spellEnd"/>
+      <w:r>
+        <w:t xml:space="preserve"> (</w:t>
+      </w:r>
+      <w:r>
+        <w:rPr>
+          <w:rtl/>
+        </w:rPr>
+        <w:t>מפתח זר</w:t>
+      </w:r>
+      <w:r>
+        <w:t>)</w:t>
+      </w:r>
+    </w:p>
+    <w:p>
+      <w:pPr>
+        <w:numPr>
+          <w:ilvl w:val="0"/>
+          <w:numId w:val="4"/>
+        </w:numPr>
+        <w:bidi w:val="0"/>
+      </w:pPr>
+      <w:proofErr w:type="spellStart"/>
+      <w:r>
+        <w:t>meeting_date</w:t>
+      </w:r>
+      <w:proofErr w:type="spellEnd"/>
+      <w:r>
+        <w:t xml:space="preserve">, </w:t>
+      </w:r>
+      <w:proofErr w:type="spellStart"/>
+      <w:r>
+        <w:t>meeting_time</w:t>
+      </w:r>
+      <w:proofErr w:type="spellEnd"/>
+    </w:p>
+    <w:p>
+      <w:pPr>
+        <w:numPr>
+          <w:ilvl w:val="0"/>
+          <w:numId w:val="4"/>
+        </w:numPr>
+        <w:bidi w:val="0"/>
+      </w:pPr>
+      <w:r>
+        <w:t>description</w:t>
+      </w:r>
+    </w:p>
+    <w:p>
+      <w:pPr>
+        <w:numPr>
+          <w:ilvl w:val="0"/>
+          <w:numId w:val="4"/>
+        </w:numPr>
+        <w:bidi w:val="0"/>
+      </w:pPr>
+      <w:r>
+        <w:t>status (</w:t>
+      </w:r>
+      <w:r>
+        <w:rPr>
+          <w:rtl/>
+        </w:rPr>
+        <w:t>מתוכנן/בוצע/בוטל</w:t>
+      </w:r>
+      <w:r>
+        <w:t>)</w:t>
+      </w:r>
+    </w:p>
+    <w:p>
+      <w:pPr>
+        <w:bidi w:val="0"/>
+        <w:rPr>
+          <w:b/>
+          <w:bCs/>
+        </w:rPr>
+      </w:pPr>
+      <w:r>
+        <w:rPr>
+          <w:b/>
+          <w:bCs/>
+        </w:rPr>
+        <w:t xml:space="preserve">4. </w:t>
+      </w:r>
+      <w:r>
+        <w:rPr>
+          <w:b/>
+          <w:bCs/>
+          <w:rtl/>
+        </w:rPr>
+        <w:t>טבלת מסמכים</w:t>
+      </w:r>
+      <w:r>
+        <w:rPr>
+          <w:b/>
+          <w:bCs/>
+        </w:rPr>
+        <w:t xml:space="preserve"> (Documents)</w:t>
+      </w:r>
+    </w:p>
+    <w:p>
+      <w:pPr>
+        <w:numPr>
+          <w:ilvl w:val="0"/>
+          <w:numId w:val="5"/>
+        </w:numPr>
+        <w:bidi w:val="0"/>
+      </w:pPr>
+      <w:proofErr w:type="spellStart"/>
+      <w:r>
+        <w:t>document_id</w:t>
+      </w:r>
+      <w:proofErr w:type="spellEnd"/>
+      <w:r>
+        <w:t xml:space="preserve"> (</w:t>
+      </w:r>
+      <w:r>
+        <w:rPr>
+          <w:rtl/>
+        </w:rPr>
+        <w:t>מפתח ראשי</w:t>
+      </w:r>
+      <w:r>
+        <w:t>)</w:t>
+      </w:r>
+    </w:p>
+    <w:p>
+      <w:pPr>
+        <w:numPr>
+          <w:ilvl w:val="0"/>
+          <w:numId w:val="5"/>
+        </w:numPr>
+        <w:bidi w:val="0"/>
+      </w:pPr>
+      <w:proofErr w:type="spellStart"/>
+      <w:r>
+        <w:t>case_id</w:t>
+      </w:r>
+      <w:proofErr w:type="spellEnd"/>
+      <w:r>
+        <w:t xml:space="preserve"> (</w:t>
+      </w:r>
+      <w:r>
+        <w:rPr>
+          <w:rtl/>
+        </w:rPr>
+        <w:t>מפתח זר</w:t>
+      </w:r>
+      <w:r>
+        <w:t>)</w:t>
+      </w:r>
+    </w:p>
+    <w:p>
+      <w:pPr>
+        <w:numPr>
+          <w:ilvl w:val="0"/>
+          <w:numId w:val="5"/>
+        </w:numPr>
+        <w:bidi w:val="0"/>
+      </w:pPr>
+      <w:proofErr w:type="spellStart"/>
+      <w:r>
+        <w:t>document_type</w:t>
+      </w:r>
+      <w:proofErr w:type="spellEnd"/>
+    </w:p>
+    <w:p>
+      <w:pPr>
+        <w:numPr>
+          <w:ilvl w:val="0"/>
+          <w:numId w:val="5"/>
+        </w:numPr>
+        <w:bidi w:val="0"/>
+      </w:pPr>
+      <w:proofErr w:type="spellStart"/>
+      <w:r>
+        <w:t>file_path</w:t>
+      </w:r>
+      <w:proofErr w:type="spellEnd"/>
+    </w:p>
+    <w:p>
+      <w:pPr>
+        <w:numPr>
+          <w:ilvl w:val="0"/>
+          <w:numId w:val="5"/>
+        </w:numPr>
+        <w:bidi w:val="0"/>
+      </w:pPr>
+      <w:proofErr w:type="spellStart"/>
+      <w:r>
+        <w:t>upload_status</w:t>
+      </w:r>
+      <w:proofErr w:type="spellEnd"/>
+      <w:r>
+        <w:t xml:space="preserve"> (</w:t>
+      </w:r>
+      <w:r>
+        <w:rPr>
+          <w:rtl/>
+        </w:rPr>
+        <w:t>נדרש/הועלה/אושר</w:t>
+      </w:r>
+      <w:r>
+        <w:t>)</w:t>
+      </w:r>
+    </w:p>
+    <w:p>
+      <w:pPr>
+        <w:numPr>
+          <w:ilvl w:val="0"/>
+          <w:numId w:val="5"/>
+        </w:numPr>
+        <w:bidi w:val="0"/>
+      </w:pPr>
+      <w:proofErr w:type="spellStart"/>
+      <w:r>
+        <w:t>uploaded_at</w:t>
+      </w:r>
+      <w:proofErr w:type="spellEnd"/>
+    </w:p>
+    <w:p>
+      <w:pPr>
+        <w:bidi w:val="0"/>
+        <w:rPr>
+          <w:b/>
+          <w:bCs/>
+        </w:rPr>
+      </w:pPr>
+      <w:r>
+        <w:rPr>
+          <w:b/>
+          <w:bCs/>
+        </w:rPr>
+        <w:t xml:space="preserve">5. </w:t>
+      </w:r>
+      <w:r>
+        <w:rPr>
+          <w:b/>
+          <w:bCs/>
+          <w:rtl/>
+        </w:rPr>
+        <w:t>טבלת משימות</w:t>
+      </w:r>
+      <w:r>
+        <w:rPr>
+          <w:b/>
+          <w:bCs/>
+        </w:rPr>
+        <w:t xml:space="preserve"> (Tasks)</w:t>
+      </w:r>
+    </w:p>
+    <w:p>
+      <w:pPr>
+        <w:numPr>
+          <w:ilvl w:val="0"/>
+          <w:numId w:val="6"/>
+        </w:numPr>
+        <w:bidi w:val="0"/>
+      </w:pPr>
+      <w:proofErr w:type="spellStart"/>
+      <w:r>
+        <w:t>task_id</w:t>
+      </w:r>
+      <w:proofErr w:type="spellEnd"/>
+      <w:r>
+        <w:t xml:space="preserve"> (</w:t>
+      </w:r>
+      <w:r>
+        <w:rPr>
+          <w:rtl/>
+        </w:rPr>
+        <w:t>מפתח ראשי</w:t>
+      </w:r>
+      <w:r>
+        <w:t>)</w:t>
+      </w:r>
+    </w:p>
+    <w:p>
+      <w:pPr>
+        <w:numPr>
+          <w:ilvl w:val="0"/>
+          <w:numId w:val="6"/>
+        </w:numPr>
+        <w:bidi w:val="0"/>
+      </w:pPr>
+      <w:proofErr w:type="spellStart"/>
+      <w:r>
+        <w:t>case_id</w:t>
+      </w:r>
+      <w:proofErr w:type="spellEnd"/>
+      <w:r>
+        <w:t xml:space="preserve"> (</w:t>
+      </w:r>
+      <w:r>
+        <w:rPr>
+          <w:rtl/>
+        </w:rPr>
+        <w:t>מפתח זר</w:t>
+      </w:r>
+      <w:r>
+        <w:t>)</w:t>
+      </w:r>
+    </w:p>
+    <w:p>
+      <w:pPr>
+        <w:numPr>
+          <w:ilvl w:val="0"/>
+          <w:numId w:val="6"/>
+        </w:numPr>
+        <w:bidi w:val="0"/>
+      </w:pPr>
+      <w:proofErr w:type="spellStart"/>
+      <w:r>
+        <w:t>task_description</w:t>
+      </w:r>
+      <w:proofErr w:type="spellEnd"/>
+    </w:p>
+    <w:p>
+      <w:pPr>
+        <w:numPr>
+          <w:ilvl w:val="0"/>
+          <w:numId w:val="6"/>
+        </w:numPr>
+        <w:bidi w:val="0"/>
+      </w:pPr>
+      <w:proofErr w:type="spellStart"/>
+      <w:r>
+        <w:t>due_date</w:t>
+      </w:r>
+      <w:proofErr w:type="spellEnd"/>
+    </w:p>
+    <w:p>
+      <w:pPr>
+        <w:numPr>
+          <w:ilvl w:val="0"/>
+          <w:numId w:val="6"/>
+        </w:numPr>
+        <w:bidi w:val="0"/>
+      </w:pPr>
+      <w:r>
+        <w:t>status (</w:t>
+      </w:r>
+      <w:r>
+        <w:rPr>
+          <w:rtl/>
+        </w:rPr>
+        <w:t>ממתין/בביצוע/הושלם</w:t>
+      </w:r>
+      <w:r>
+        <w:t>)</w:t>
+      </w:r>
+    </w:p>
+    <w:p>
+      <w:pPr>
+        <w:numPr>
+          <w:ilvl w:val="0"/>
+          <w:numId w:val="6"/>
+        </w:numPr>
+        <w:bidi w:val="0"/>
+      </w:pPr>
+      <w:r>
+        <w:t>priority</w:t>
+      </w:r>
+    </w:p>
+    <w:p>
+      <w:pPr>
+        <w:bidi w:val="0"/>
+        <w:rPr>
+          <w:b/>
+          <w:bCs/>
+        </w:rPr>
+      </w:pPr>
+      <w:r>
+        <w:rPr>
+          <w:b/>
+          <w:bCs/>
+        </w:rPr>
+        <w:t xml:space="preserve">6. </w:t>
+      </w:r>
+      <w:r>
+        <w:rPr>
+          <w:b/>
+          <w:bCs/>
+          <w:rtl/>
+        </w:rPr>
+        <w:t>טבלת בנקים</w:t>
+      </w:r>
+      <w:r>
+        <w:rPr>
+          <w:b/>
+          <w:bCs/>
+        </w:rPr>
+        <w:t xml:space="preserve"> (Banks)</w:t>
+      </w:r>
+    </w:p>
+    <w:p>
+      <w:pPr>
+        <w:numPr>
+          <w:ilvl w:val="0"/>
+          <w:numId w:val="7"/>
+        </w:numPr>
+        <w:bidi w:val="0"/>
+      </w:pPr>
+      <w:proofErr w:type="spellStart"/>
+      <w:r>
+        <w:t>bank_id</w:t>
+      </w:r>
+      <w:proofErr w:type="spellEnd"/>
+      <w:r>
+        <w:t xml:space="preserve"> (</w:t>
+      </w:r>
+      <w:r>
+        <w:rPr>
+          <w:rtl/>
+        </w:rPr>
+        <w:t>מפתח ראשי</w:t>
+      </w:r>
+      <w:r>
+        <w:t>)</w:t>
+      </w:r>
+    </w:p>
+    <w:p>
+      <w:pPr>
+        <w:numPr>
+          <w:ilvl w:val="0"/>
+          <w:numId w:val="7"/>
+        </w:numPr>
+        <w:bidi w:val="0"/>
+      </w:pPr>
+      <w:proofErr w:type="spellStart"/>
+      <w:r>
+        <w:t>bank_name</w:t>
+      </w:r>
+      <w:proofErr w:type="spellEnd"/>
+    </w:p>
+    <w:p>
+      <w:pPr>
+        <w:numPr>
+          <w:ilvl w:val="0"/>
+          <w:numId w:val="7"/>
+        </w:numPr>
+        <w:bidi w:val="0"/>
+      </w:pPr>
+      <w:proofErr w:type="spellStart"/>
+      <w:r>
+        <w:t>interest_rate</w:t>
+      </w:r>
+      <w:proofErr w:type="spellEnd"/>
+    </w:p>
+    <w:p>
+      <w:pPr>
+        <w:numPr>
+          <w:ilvl w:val="0"/>
+          <w:numId w:val="7"/>
+        </w:numPr>
+        <w:bidi w:val="0"/>
+      </w:pPr>
+      <w:r>
+        <w:t>conditions</w:t>
+      </w:r>
+    </w:p>
+    <w:p>
+      <w:pPr>
+        <w:numPr>
+          <w:ilvl w:val="0"/>
+          <w:numId w:val="7"/>
+        </w:numPr>
+        <w:bidi w:val="0"/>
+      </w:pPr>
+      <w:proofErr w:type="spellStart"/>
+      <w:r>
+        <w:t>ai_recommendation_score</w:t>
+      </w:r>
+      <w:proofErr w:type="spellEnd"/>
+    </w:p>
+    <w:p>
+      <w:pPr>
+        <w:bidi w:val="0"/>
+        <w:rPr>
+          <w:b/>
+          <w:bCs/>
+        </w:rPr>
+      </w:pPr>
+      <w:r>
+        <w:rPr>
+          <w:b/>
+          <w:bCs/>
+          <w:rtl/>
+        </w:rPr>
+        <w:t>פר</w:t>
+      </w:r>
+    </w:p>
+    <w:p>
+      <w:pPr>
+        <w:bidi w:val="0"/>
+      </w:pPr>
     </w:p>
     <w:sectPr>
       <w:pgSz w:w="11906" w:h="16838"/>
@@ -527,8 +4373,455 @@
 </file>
 
 <file path=word/numbering.xml><?xml version="1.0" encoding="utf-8"?>
-<w:numbering xmlns:wpc="http://schemas.microsoft.com/office/word/2010/wordprocessingCanvas" xmlns:cx="http://schemas.microsoft.com/office/drawing/2014/chartex" xmlns:cx1="http://schemas.microsoft.com/office/drawing/2015/9/8/chartex" xmlns:cx2="http://schemas.microsoft.com/office/drawing/2015/10/21/chartex" xmlns:cx3="http://schemas.microsoft.com/office/drawing/2016/5/9/chartex" xmlns:cx4="http://schemas.microsoft.com/office/drawing/2016/5/10/chartex" xmlns:cx5="http://schemas.microsoft.com/office/drawing/2016/5/11/chartex" xmlns:cx6="http://schemas.microsoft.com/office/drawing/2016/5/12/chartex" xmlns:cx7="http://schemas.microsoft.com/office/drawing/2016/5/13/chartex" xmlns:cx8="http://schemas.microsoft.com/office/drawing/2016/5/14/chartex" xmlns:mc="http://schemas.openxmlformats.org/markup-compatibility/2006" xmlns:aink="http://schemas.microsoft.com/office/drawing/2016/ink" xmlns:am3d="http://schemas.microsoft.com/office/drawing/2017/model3d" xmlns:o="urn:schemas-microsoft-com:office:office" xmlns:r="http://schemas.openxmlformats.org/officeDocument/2006/relationships" xmlns:m="http://schemas.openxmlformats.org/officeDocument/2006/math" xmlns:v="urn:schemas-microsoft-com:vml" xmlns:wp14="http://schemas.microsoft.com/office/word/2010/wordprocessingDrawing" xmlns:wp="http://schemas.openxmlformats.org/drawingml/2006/wordprocessingDrawing" xmlns:w10="urn:schemas-microsoft-com:office:word" xmlns:w="http://schemas.openxmlformats.org/wordprocessingml/2006/main" xmlns:w14="http://schemas.microsoft.com/office/word/2010/wordml" xmlns:w15="http://schemas.microsoft.com/office/word/2012/wordml" xmlns:w16cex="http://schemas.microsoft.com/office/word/2018/wordml/cex" xmlns:w16cid="http://schemas.microsoft.com/office/word/2016/wordml/cid" xmlns:w16="http://schemas.microsoft.com/office/word/2018/wordml" xmlns:w16sdtdh="http://schemas.microsoft.com/office/word/2020/wordml/sdtdatahash" xmlns:w16se="http://schemas.microsoft.com/office/word/2015/wordml/symex" xmlns:wpg="http://schemas.microsoft.com/office/word/2010/wordprocessingGroup" xmlns:wpi="http://schemas.microsoft.com/office/word/2010/wordprocessingInk" xmlns:wne="http://schemas.microsoft.com/office/word/2006/wordml" xmlns:wps="http://schemas.microsoft.com/office/word/2010/wordprocessingShape" mc:Ignorable="w14 w15 w16se w16cid w16 w16cex w16sdtdh wp14">
+<w:numbering xmlns:wpc="http://schemas.microsoft.com/office/word/2010/wordprocessingCanvas" xmlns:cx="http://schemas.microsoft.com/office/drawing/2014/chartex" xmlns:cx1="http://schemas.microsoft.com/office/drawing/2015/9/8/chartex" xmlns:cx2="http://schemas.microsoft.com/office/drawing/2015/10/21/chartex" xmlns:cx3="http://schemas.microsoft.com/office/drawing/2016/5/9/chartex" xmlns:cx4="http://schemas.microsoft.com/office/drawing/2016/5/10/chartex" xmlns:cx5="http://schemas.microsoft.com/office/drawing/2016/5/11/chartex" xmlns:cx6="http://schemas.microsoft.com/office/drawing/2016/5/12/chartex" xmlns:cx7="http://schemas.microsoft.com/office/drawing/2016/5/13/chartex" xmlns:cx8="http://schemas.microsoft.com/office/drawing/2016/5/14/chartex" xmlns:mc="http://schemas.openxmlformats.org/markup-compatibility/2006" xmlns:aink="http://schemas.microsoft.com/office/drawing/2016/ink" xmlns:am3d="http://schemas.microsoft.com/office/drawing/2017/model3d" xmlns:o="urn:schemas-microsoft-com:office:office" xmlns:oel="http://schemas.microsoft.com/office/2019/extlst" xmlns:r="http://schemas.openxmlformats.org/officeDocument/2006/relationships" xmlns:m="http://schemas.openxmlformats.org/officeDocument/2006/math" xmlns:v="urn:schemas-microsoft-com:vml" xmlns:wp14="http://schemas.microsoft.com/office/word/2010/wordprocessingDrawing" xmlns:wp="http://schemas.openxmlformats.org/drawingml/2006/wordprocessingDrawing" xmlns:w10="urn:schemas-microsoft-com:office:word" xmlns:w="http://schemas.openxmlformats.org/wordprocessingml/2006/main" xmlns:w14="http://schemas.microsoft.com/office/word/2010/wordml" xmlns:w15="http://schemas.microsoft.com/office/word/2012/wordml" xmlns:w16cex="http://schemas.microsoft.com/office/word/2018/wordml/cex" xmlns:w16cid="http://schemas.microsoft.com/office/word/2016/wordml/cid" xmlns:w16="http://schemas.microsoft.com/office/word/2018/wordml" xmlns:w16sdtdh="http://schemas.microsoft.com/office/word/2020/wordml/sdtdatahash" xmlns:w16se="http://schemas.microsoft.com/office/word/2015/wordml/symex" xmlns:wpg="http://schemas.microsoft.com/office/word/2010/wordprocessingGroup" xmlns:wpi="http://schemas.microsoft.com/office/word/2010/wordprocessingInk" xmlns:wne="http://schemas.microsoft.com/office/word/2006/wordml" xmlns:wps="http://schemas.microsoft.com/office/word/2010/wordprocessingShape" mc:Ignorable="w14 w15 w16se w16cid w16 w16cex w16sdtdh wp14">
   <w:abstractNum w:abstractNumId="0" w15:restartNumberingAfterBreak="0">
+    <w:nsid w:val="043B7327"/>
+    <w:multiLevelType w:val="multilevel"/>
+    <w:tmpl w:val="CCF206B6"/>
+    <w:lvl w:ilvl="0">
+      <w:start w:val="1"/>
+      <w:numFmt w:val="bullet"/>
+      <w:lvlText w:val=""/>
+      <w:lvlJc w:val="left"/>
+      <w:pPr>
+        <w:tabs>
+          <w:tab w:val="num" w:pos="720"/>
+        </w:tabs>
+        <w:ind w:left="720" w:hanging="360"/>
+      </w:pPr>
+      <w:rPr>
+        <w:rFonts w:ascii="Symbol" w:hAnsi="Symbol" w:hint="default"/>
+        <w:sz w:val="20"/>
+      </w:rPr>
+    </w:lvl>
+    <w:lvl w:ilvl="1" w:tentative="1">
+      <w:start w:val="1"/>
+      <w:numFmt w:val="bullet"/>
+      <w:lvlText w:val="o"/>
+      <w:lvlJc w:val="left"/>
+      <w:pPr>
+        <w:tabs>
+          <w:tab w:val="num" w:pos="1440"/>
+        </w:tabs>
+        <w:ind w:left="1440" w:hanging="360"/>
+      </w:pPr>
+      <w:rPr>
+        <w:rFonts w:ascii="Courier New" w:hAnsi="Courier New" w:hint="default"/>
+        <w:sz w:val="20"/>
+      </w:rPr>
+    </w:lvl>
+    <w:lvl w:ilvl="2" w:tentative="1">
+      <w:start w:val="1"/>
+      <w:numFmt w:val="bullet"/>
+      <w:lvlText w:val=""/>
+      <w:lvlJc w:val="left"/>
+      <w:pPr>
+        <w:tabs>
+          <w:tab w:val="num" w:pos="2160"/>
+        </w:tabs>
+        <w:ind w:left="2160" w:hanging="360"/>
+      </w:pPr>
+      <w:rPr>
+        <w:rFonts w:ascii="Wingdings" w:hAnsi="Wingdings" w:hint="default"/>
+        <w:sz w:val="20"/>
+      </w:rPr>
+    </w:lvl>
+    <w:lvl w:ilvl="3" w:tentative="1">
+      <w:start w:val="1"/>
+      <w:numFmt w:val="bullet"/>
+      <w:lvlText w:val=""/>
+      <w:lvlJc w:val="left"/>
+      <w:pPr>
+        <w:tabs>
+          <w:tab w:val="num" w:pos="2880"/>
+        </w:tabs>
+        <w:ind w:left="2880" w:hanging="360"/>
+      </w:pPr>
+      <w:rPr>
+        <w:rFonts w:ascii="Wingdings" w:hAnsi="Wingdings" w:hint="default"/>
+        <w:sz w:val="20"/>
+      </w:rPr>
+    </w:lvl>
+    <w:lvl w:ilvl="4" w:tentative="1">
+      <w:start w:val="1"/>
+      <w:numFmt w:val="bullet"/>
+      <w:lvlText w:val=""/>
+      <w:lvlJc w:val="left"/>
+      <w:pPr>
+        <w:tabs>
+          <w:tab w:val="num" w:pos="3600"/>
+        </w:tabs>
+        <w:ind w:left="3600" w:hanging="360"/>
+      </w:pPr>
+      <w:rPr>
+        <w:rFonts w:ascii="Wingdings" w:hAnsi="Wingdings" w:hint="default"/>
+        <w:sz w:val="20"/>
+      </w:rPr>
+    </w:lvl>
+    <w:lvl w:ilvl="5" w:tentative="1">
+      <w:start w:val="1"/>
+      <w:numFmt w:val="bullet"/>
+      <w:lvlText w:val=""/>
+      <w:lvlJc w:val="left"/>
+      <w:pPr>
+        <w:tabs>
+          <w:tab w:val="num" w:pos="4320"/>
+        </w:tabs>
+        <w:ind w:left="4320" w:hanging="360"/>
+      </w:pPr>
+      <w:rPr>
+        <w:rFonts w:ascii="Wingdings" w:hAnsi="Wingdings" w:hint="default"/>
+        <w:sz w:val="20"/>
+      </w:rPr>
+    </w:lvl>
+    <w:lvl w:ilvl="6" w:tentative="1">
+      <w:start w:val="1"/>
+      <w:numFmt w:val="bullet"/>
+      <w:lvlText w:val=""/>
+      <w:lvlJc w:val="left"/>
+      <w:pPr>
+        <w:tabs>
+          <w:tab w:val="num" w:pos="5040"/>
+        </w:tabs>
+        <w:ind w:left="5040" w:hanging="360"/>
+      </w:pPr>
+      <w:rPr>
+        <w:rFonts w:ascii="Wingdings" w:hAnsi="Wingdings" w:hint="default"/>
+        <w:sz w:val="20"/>
+      </w:rPr>
+    </w:lvl>
+    <w:lvl w:ilvl="7" w:tentative="1">
+      <w:start w:val="1"/>
+      <w:numFmt w:val="bullet"/>
+      <w:lvlText w:val=""/>
+      <w:lvlJc w:val="left"/>
+      <w:pPr>
+        <w:tabs>
+          <w:tab w:val="num" w:pos="5760"/>
+        </w:tabs>
+        <w:ind w:left="5760" w:hanging="360"/>
+      </w:pPr>
+      <w:rPr>
+        <w:rFonts w:ascii="Wingdings" w:hAnsi="Wingdings" w:hint="default"/>
+        <w:sz w:val="20"/>
+      </w:rPr>
+    </w:lvl>
+    <w:lvl w:ilvl="8" w:tentative="1">
+      <w:start w:val="1"/>
+      <w:numFmt w:val="bullet"/>
+      <w:lvlText w:val=""/>
+      <w:lvlJc w:val="left"/>
+      <w:pPr>
+        <w:tabs>
+          <w:tab w:val="num" w:pos="6480"/>
+        </w:tabs>
+        <w:ind w:left="6480" w:hanging="360"/>
+      </w:pPr>
+      <w:rPr>
+        <w:rFonts w:ascii="Wingdings" w:hAnsi="Wingdings" w:hint="default"/>
+        <w:sz w:val="20"/>
+      </w:rPr>
+    </w:lvl>
+  </w:abstractNum>
+  <w:abstractNum w:abstractNumId="1" w15:restartNumberingAfterBreak="0">
+    <w:nsid w:val="0D2F6FDE"/>
+    <w:multiLevelType w:val="multilevel"/>
+    <w:tmpl w:val="C58ADB94"/>
+    <w:lvl w:ilvl="0">
+      <w:start w:val="1"/>
+      <w:numFmt w:val="bullet"/>
+      <w:lvlText w:val=""/>
+      <w:lvlJc w:val="left"/>
+      <w:pPr>
+        <w:tabs>
+          <w:tab w:val="num" w:pos="720"/>
+        </w:tabs>
+        <w:ind w:left="720" w:hanging="360"/>
+      </w:pPr>
+      <w:rPr>
+        <w:rFonts w:ascii="Symbol" w:hAnsi="Symbol" w:hint="default"/>
+        <w:sz w:val="20"/>
+      </w:rPr>
+    </w:lvl>
+    <w:lvl w:ilvl="1" w:tentative="1">
+      <w:start w:val="1"/>
+      <w:numFmt w:val="bullet"/>
+      <w:lvlText w:val="o"/>
+      <w:lvlJc w:val="left"/>
+      <w:pPr>
+        <w:tabs>
+          <w:tab w:val="num" w:pos="1440"/>
+        </w:tabs>
+        <w:ind w:left="1440" w:hanging="360"/>
+      </w:pPr>
+      <w:rPr>
+        <w:rFonts w:ascii="Courier New" w:hAnsi="Courier New" w:hint="default"/>
+        <w:sz w:val="20"/>
+      </w:rPr>
+    </w:lvl>
+    <w:lvl w:ilvl="2" w:tentative="1">
+      <w:start w:val="1"/>
+      <w:numFmt w:val="bullet"/>
+      <w:lvlText w:val=""/>
+      <w:lvlJc w:val="left"/>
+      <w:pPr>
+        <w:tabs>
+          <w:tab w:val="num" w:pos="2160"/>
+        </w:tabs>
+        <w:ind w:left="2160" w:hanging="360"/>
+      </w:pPr>
+      <w:rPr>
+        <w:rFonts w:ascii="Wingdings" w:hAnsi="Wingdings" w:hint="default"/>
+        <w:sz w:val="20"/>
+      </w:rPr>
+    </w:lvl>
+    <w:lvl w:ilvl="3" w:tentative="1">
+      <w:start w:val="1"/>
+      <w:numFmt w:val="bullet"/>
+      <w:lvlText w:val=""/>
+      <w:lvlJc w:val="left"/>
+      <w:pPr>
+        <w:tabs>
+          <w:tab w:val="num" w:pos="2880"/>
+        </w:tabs>
+        <w:ind w:left="2880" w:hanging="360"/>
+      </w:pPr>
+      <w:rPr>
+        <w:rFonts w:ascii="Wingdings" w:hAnsi="Wingdings" w:hint="default"/>
+        <w:sz w:val="20"/>
+      </w:rPr>
+    </w:lvl>
+    <w:lvl w:ilvl="4" w:tentative="1">
+      <w:start w:val="1"/>
+      <w:numFmt w:val="bullet"/>
+      <w:lvlText w:val=""/>
+      <w:lvlJc w:val="left"/>
+      <w:pPr>
+        <w:tabs>
+          <w:tab w:val="num" w:pos="3600"/>
+        </w:tabs>
+        <w:ind w:left="3600" w:hanging="360"/>
+      </w:pPr>
+      <w:rPr>
+        <w:rFonts w:ascii="Wingdings" w:hAnsi="Wingdings" w:hint="default"/>
+        <w:sz w:val="20"/>
+      </w:rPr>
+    </w:lvl>
+    <w:lvl w:ilvl="5" w:tentative="1">
+      <w:start w:val="1"/>
+      <w:numFmt w:val="bullet"/>
+      <w:lvlText w:val=""/>
+      <w:lvlJc w:val="left"/>
+      <w:pPr>
+        <w:tabs>
+          <w:tab w:val="num" w:pos="4320"/>
+        </w:tabs>
+        <w:ind w:left="4320" w:hanging="360"/>
+      </w:pPr>
+      <w:rPr>
+        <w:rFonts w:ascii="Wingdings" w:hAnsi="Wingdings" w:hint="default"/>
+        <w:sz w:val="20"/>
+      </w:rPr>
+    </w:lvl>
+    <w:lvl w:ilvl="6" w:tentative="1">
+      <w:start w:val="1"/>
+      <w:numFmt w:val="bullet"/>
+      <w:lvlText w:val=""/>
+      <w:lvlJc w:val="left"/>
+      <w:pPr>
+        <w:tabs>
+          <w:tab w:val="num" w:pos="5040"/>
+        </w:tabs>
+        <w:ind w:left="5040" w:hanging="360"/>
+      </w:pPr>
+      <w:rPr>
+        <w:rFonts w:ascii="Wingdings" w:hAnsi="Wingdings" w:hint="default"/>
+        <w:sz w:val="20"/>
+      </w:rPr>
+    </w:lvl>
+    <w:lvl w:ilvl="7" w:tentative="1">
+      <w:start w:val="1"/>
+      <w:numFmt w:val="bullet"/>
+      <w:lvlText w:val=""/>
+      <w:lvlJc w:val="left"/>
+      <w:pPr>
+        <w:tabs>
+          <w:tab w:val="num" w:pos="5760"/>
+        </w:tabs>
+        <w:ind w:left="5760" w:hanging="360"/>
+      </w:pPr>
+      <w:rPr>
+        <w:rFonts w:ascii="Wingdings" w:hAnsi="Wingdings" w:hint="default"/>
+        <w:sz w:val="20"/>
+      </w:rPr>
+    </w:lvl>
+    <w:lvl w:ilvl="8" w:tentative="1">
+      <w:start w:val="1"/>
+      <w:numFmt w:val="bullet"/>
+      <w:lvlText w:val=""/>
+      <w:lvlJc w:val="left"/>
+      <w:pPr>
+        <w:tabs>
+          <w:tab w:val="num" w:pos="6480"/>
+        </w:tabs>
+        <w:ind w:left="6480" w:hanging="360"/>
+      </w:pPr>
+      <w:rPr>
+        <w:rFonts w:ascii="Wingdings" w:hAnsi="Wingdings" w:hint="default"/>
+        <w:sz w:val="20"/>
+      </w:rPr>
+    </w:lvl>
+  </w:abstractNum>
+  <w:abstractNum w:abstractNumId="2" w15:restartNumberingAfterBreak="0">
+    <w:nsid w:val="2A327493"/>
+    <w:multiLevelType w:val="multilevel"/>
+    <w:tmpl w:val="03D2C766"/>
+    <w:lvl w:ilvl="0">
+      <w:start w:val="1"/>
+      <w:numFmt w:val="bullet"/>
+      <w:lvlText w:val=""/>
+      <w:lvlJc w:val="left"/>
+      <w:pPr>
+        <w:tabs>
+          <w:tab w:val="num" w:pos="720"/>
+        </w:tabs>
+        <w:ind w:left="720" w:hanging="360"/>
+      </w:pPr>
+      <w:rPr>
+        <w:rFonts w:ascii="Symbol" w:hAnsi="Symbol" w:hint="default"/>
+        <w:sz w:val="20"/>
+      </w:rPr>
+    </w:lvl>
+    <w:lvl w:ilvl="1" w:tentative="1">
+      <w:start w:val="1"/>
+      <w:numFmt w:val="bullet"/>
+      <w:lvlText w:val="o"/>
+      <w:lvlJc w:val="left"/>
+      <w:pPr>
+        <w:tabs>
+          <w:tab w:val="num" w:pos="1440"/>
+        </w:tabs>
+        <w:ind w:left="1440" w:hanging="360"/>
+      </w:pPr>
+      <w:rPr>
+        <w:rFonts w:ascii="Courier New" w:hAnsi="Courier New" w:hint="default"/>
+        <w:sz w:val="20"/>
+      </w:rPr>
+    </w:lvl>
+    <w:lvl w:ilvl="2" w:tentative="1">
+      <w:start w:val="1"/>
+      <w:numFmt w:val="bullet"/>
+      <w:lvlText w:val=""/>
+      <w:lvlJc w:val="left"/>
+      <w:pPr>
+        <w:tabs>
+          <w:tab w:val="num" w:pos="2160"/>
+        </w:tabs>
+        <w:ind w:left="2160" w:hanging="360"/>
+      </w:pPr>
+      <w:rPr>
+        <w:rFonts w:ascii="Wingdings" w:hAnsi="Wingdings" w:hint="default"/>
+        <w:sz w:val="20"/>
+      </w:rPr>
+    </w:lvl>
+    <w:lvl w:ilvl="3" w:tentative="1">
+      <w:start w:val="1"/>
+      <w:numFmt w:val="bullet"/>
+      <w:lvlText w:val=""/>
+      <w:lvlJc w:val="left"/>
+      <w:pPr>
+        <w:tabs>
+          <w:tab w:val="num" w:pos="2880"/>
+        </w:tabs>
+        <w:ind w:left="2880" w:hanging="360"/>
+      </w:pPr>
+      <w:rPr>
+        <w:rFonts w:ascii="Wingdings" w:hAnsi="Wingdings" w:hint="default"/>
+        <w:sz w:val="20"/>
+      </w:rPr>
+    </w:lvl>
+    <w:lvl w:ilvl="4" w:tentative="1">
+      <w:start w:val="1"/>
+      <w:numFmt w:val="bullet"/>
+      <w:lvlText w:val=""/>
+      <w:lvlJc w:val="left"/>
+      <w:pPr>
+        <w:tabs>
+          <w:tab w:val="num" w:pos="3600"/>
+        </w:tabs>
+        <w:ind w:left="3600" w:hanging="360"/>
+      </w:pPr>
+      <w:rPr>
+        <w:rFonts w:ascii="Wingdings" w:hAnsi="Wingdings" w:hint="default"/>
+        <w:sz w:val="20"/>
+      </w:rPr>
+    </w:lvl>
+    <w:lvl w:ilvl="5" w:tentative="1">
+      <w:start w:val="1"/>
+      <w:numFmt w:val="bullet"/>
+      <w:lvlText w:val=""/>
+      <w:lvlJc w:val="left"/>
+      <w:pPr>
+        <w:tabs>
+          <w:tab w:val="num" w:pos="4320"/>
+        </w:tabs>
+        <w:ind w:left="4320" w:hanging="360"/>
+      </w:pPr>
+      <w:rPr>
+        <w:rFonts w:ascii="Wingdings" w:hAnsi="Wingdings" w:hint="default"/>
+        <w:sz w:val="20"/>
+      </w:rPr>
+    </w:lvl>
+    <w:lvl w:ilvl="6" w:tentative="1">
+      <w:start w:val="1"/>
+      <w:numFmt w:val="bullet"/>
+      <w:lvlText w:val=""/>
+      <w:lvlJc w:val="left"/>
+      <w:pPr>
+        <w:tabs>
+          <w:tab w:val="num" w:pos="5040"/>
+        </w:tabs>
+        <w:ind w:left="5040" w:hanging="360"/>
+      </w:pPr>
+      <w:rPr>
+        <w:rFonts w:ascii="Wingdings" w:hAnsi="Wingdings" w:hint="default"/>
+        <w:sz w:val="20"/>
+      </w:rPr>
+    </w:lvl>
+    <w:lvl w:ilvl="7" w:tentative="1">
+      <w:start w:val="1"/>
+      <w:numFmt w:val="bullet"/>
+      <w:lvlText w:val=""/>
+      <w:lvlJc w:val="left"/>
+      <w:pPr>
+        <w:tabs>
+          <w:tab w:val="num" w:pos="5760"/>
+        </w:tabs>
+        <w:ind w:left="5760" w:hanging="360"/>
+      </w:pPr>
+      <w:rPr>
+        <w:rFonts w:ascii="Wingdings" w:hAnsi="Wingdings" w:hint="default"/>
+        <w:sz w:val="20"/>
+      </w:rPr>
+    </w:lvl>
+    <w:lvl w:ilvl="8" w:tentative="1">
+      <w:start w:val="1"/>
+      <w:numFmt w:val="bullet"/>
+      <w:lvlText w:val=""/>
+      <w:lvlJc w:val="left"/>
+      <w:pPr>
+        <w:tabs>
+          <w:tab w:val="num" w:pos="6480"/>
+        </w:tabs>
+        <w:ind w:left="6480" w:hanging="360"/>
+      </w:pPr>
+      <w:rPr>
+        <w:rFonts w:ascii="Wingdings" w:hAnsi="Wingdings" w:hint="default"/>
+        <w:sz w:val="20"/>
+      </w:rPr>
+    </w:lvl>
+  </w:abstractNum>
+  <w:abstractNum w:abstractNumId="3" w15:restartNumberingAfterBreak="0">
     <w:nsid w:val="30B01985"/>
     <w:multiLevelType w:val="hybridMultilevel"/>
     <w:tmpl w:val="6768A242"/>
@@ -640,7 +4933,472 @@
       </w:rPr>
     </w:lvl>
   </w:abstractNum>
-  <w:num w:numId="1">
+  <w:abstractNum w:abstractNumId="4" w15:restartNumberingAfterBreak="0">
+    <w:nsid w:val="37672037"/>
+    <w:multiLevelType w:val="multilevel"/>
+    <w:tmpl w:val="1EDC547A"/>
+    <w:lvl w:ilvl="0">
+      <w:start w:val="1"/>
+      <w:numFmt w:val="bullet"/>
+      <w:lvlText w:val=""/>
+      <w:lvlJc w:val="left"/>
+      <w:pPr>
+        <w:tabs>
+          <w:tab w:val="num" w:pos="720"/>
+        </w:tabs>
+        <w:ind w:left="720" w:hanging="360"/>
+      </w:pPr>
+      <w:rPr>
+        <w:rFonts w:ascii="Symbol" w:hAnsi="Symbol" w:hint="default"/>
+        <w:sz w:val="20"/>
+      </w:rPr>
+    </w:lvl>
+    <w:lvl w:ilvl="1" w:tentative="1">
+      <w:start w:val="1"/>
+      <w:numFmt w:val="bullet"/>
+      <w:lvlText w:val="o"/>
+      <w:lvlJc w:val="left"/>
+      <w:pPr>
+        <w:tabs>
+          <w:tab w:val="num" w:pos="1440"/>
+        </w:tabs>
+        <w:ind w:left="1440" w:hanging="360"/>
+      </w:pPr>
+      <w:rPr>
+        <w:rFonts w:ascii="Courier New" w:hAnsi="Courier New" w:hint="default"/>
+        <w:sz w:val="20"/>
+      </w:rPr>
+    </w:lvl>
+    <w:lvl w:ilvl="2" w:tentative="1">
+      <w:start w:val="1"/>
+      <w:numFmt w:val="bullet"/>
+      <w:lvlText w:val=""/>
+      <w:lvlJc w:val="left"/>
+      <w:pPr>
+        <w:tabs>
+          <w:tab w:val="num" w:pos="2160"/>
+        </w:tabs>
+        <w:ind w:left="2160" w:hanging="360"/>
+      </w:pPr>
+      <w:rPr>
+        <w:rFonts w:ascii="Wingdings" w:hAnsi="Wingdings" w:hint="default"/>
+        <w:sz w:val="20"/>
+      </w:rPr>
+    </w:lvl>
+    <w:lvl w:ilvl="3" w:tentative="1">
+      <w:start w:val="1"/>
+      <w:numFmt w:val="bullet"/>
+      <w:lvlText w:val=""/>
+      <w:lvlJc w:val="left"/>
+      <w:pPr>
+        <w:tabs>
+          <w:tab w:val="num" w:pos="2880"/>
+        </w:tabs>
+        <w:ind w:left="2880" w:hanging="360"/>
+      </w:pPr>
+      <w:rPr>
+        <w:rFonts w:ascii="Wingdings" w:hAnsi="Wingdings" w:hint="default"/>
+        <w:sz w:val="20"/>
+      </w:rPr>
+    </w:lvl>
+    <w:lvl w:ilvl="4" w:tentative="1">
+      <w:start w:val="1"/>
+      <w:numFmt w:val="bullet"/>
+      <w:lvlText w:val=""/>
+      <w:lvlJc w:val="left"/>
+      <w:pPr>
+        <w:tabs>
+          <w:tab w:val="num" w:pos="3600"/>
+        </w:tabs>
+        <w:ind w:left="3600" w:hanging="360"/>
+      </w:pPr>
+      <w:rPr>
+        <w:rFonts w:ascii="Wingdings" w:hAnsi="Wingdings" w:hint="default"/>
+        <w:sz w:val="20"/>
+      </w:rPr>
+    </w:lvl>
+    <w:lvl w:ilvl="5" w:tentative="1">
+      <w:start w:val="1"/>
+      <w:numFmt w:val="bullet"/>
+      <w:lvlText w:val=""/>
+      <w:lvlJc w:val="left"/>
+      <w:pPr>
+        <w:tabs>
+          <w:tab w:val="num" w:pos="4320"/>
+        </w:tabs>
+        <w:ind w:left="4320" w:hanging="360"/>
+      </w:pPr>
+      <w:rPr>
+        <w:rFonts w:ascii="Wingdings" w:hAnsi="Wingdings" w:hint="default"/>
+        <w:sz w:val="20"/>
+      </w:rPr>
+    </w:lvl>
+    <w:lvl w:ilvl="6" w:tentative="1">
+      <w:start w:val="1"/>
+      <w:numFmt w:val="bullet"/>
+      <w:lvlText w:val=""/>
+      <w:lvlJc w:val="left"/>
+      <w:pPr>
+        <w:tabs>
+          <w:tab w:val="num" w:pos="5040"/>
+        </w:tabs>
+        <w:ind w:left="5040" w:hanging="360"/>
+      </w:pPr>
+      <w:rPr>
+        <w:rFonts w:ascii="Wingdings" w:hAnsi="Wingdings" w:hint="default"/>
+        <w:sz w:val="20"/>
+      </w:rPr>
+    </w:lvl>
+    <w:lvl w:ilvl="7" w:tentative="1">
+      <w:start w:val="1"/>
+      <w:numFmt w:val="bullet"/>
+      <w:lvlText w:val=""/>
+      <w:lvlJc w:val="left"/>
+      <w:pPr>
+        <w:tabs>
+          <w:tab w:val="num" w:pos="5760"/>
+        </w:tabs>
+        <w:ind w:left="5760" w:hanging="360"/>
+      </w:pPr>
+      <w:rPr>
+        <w:rFonts w:ascii="Wingdings" w:hAnsi="Wingdings" w:hint="default"/>
+        <w:sz w:val="20"/>
+      </w:rPr>
+    </w:lvl>
+    <w:lvl w:ilvl="8" w:tentative="1">
+      <w:start w:val="1"/>
+      <w:numFmt w:val="bullet"/>
+      <w:lvlText w:val=""/>
+      <w:lvlJc w:val="left"/>
+      <w:pPr>
+        <w:tabs>
+          <w:tab w:val="num" w:pos="6480"/>
+        </w:tabs>
+        <w:ind w:left="6480" w:hanging="360"/>
+      </w:pPr>
+      <w:rPr>
+        <w:rFonts w:ascii="Wingdings" w:hAnsi="Wingdings" w:hint="default"/>
+        <w:sz w:val="20"/>
+      </w:rPr>
+    </w:lvl>
+  </w:abstractNum>
+  <w:abstractNum w:abstractNumId="5" w15:restartNumberingAfterBreak="0">
+    <w:nsid w:val="68E8553C"/>
+    <w:multiLevelType w:val="multilevel"/>
+    <w:tmpl w:val="4EF460F0"/>
+    <w:lvl w:ilvl="0">
+      <w:start w:val="1"/>
+      <w:numFmt w:val="bullet"/>
+      <w:lvlText w:val=""/>
+      <w:lvlJc w:val="left"/>
+      <w:pPr>
+        <w:tabs>
+          <w:tab w:val="num" w:pos="720"/>
+        </w:tabs>
+        <w:ind w:left="720" w:hanging="360"/>
+      </w:pPr>
+      <w:rPr>
+        <w:rFonts w:ascii="Symbol" w:hAnsi="Symbol" w:hint="default"/>
+        <w:sz w:val="20"/>
+      </w:rPr>
+    </w:lvl>
+    <w:lvl w:ilvl="1" w:tentative="1">
+      <w:start w:val="1"/>
+      <w:numFmt w:val="bullet"/>
+      <w:lvlText w:val="o"/>
+      <w:lvlJc w:val="left"/>
+      <w:pPr>
+        <w:tabs>
+          <w:tab w:val="num" w:pos="1440"/>
+        </w:tabs>
+        <w:ind w:left="1440" w:hanging="360"/>
+      </w:pPr>
+      <w:rPr>
+        <w:rFonts w:ascii="Courier New" w:hAnsi="Courier New" w:hint="default"/>
+        <w:sz w:val="20"/>
+      </w:rPr>
+    </w:lvl>
+    <w:lvl w:ilvl="2" w:tentative="1">
+      <w:start w:val="1"/>
+      <w:numFmt w:val="bullet"/>
+      <w:lvlText w:val=""/>
+      <w:lvlJc w:val="left"/>
+      <w:pPr>
+        <w:tabs>
+          <w:tab w:val="num" w:pos="2160"/>
+        </w:tabs>
+        <w:ind w:left="2160" w:hanging="360"/>
+      </w:pPr>
+      <w:rPr>
+        <w:rFonts w:ascii="Wingdings" w:hAnsi="Wingdings" w:hint="default"/>
+        <w:sz w:val="20"/>
+      </w:rPr>
+    </w:lvl>
+    <w:lvl w:ilvl="3" w:tentative="1">
+      <w:start w:val="1"/>
+      <w:numFmt w:val="bullet"/>
+      <w:lvlText w:val=""/>
+      <w:lvlJc w:val="left"/>
+      <w:pPr>
+        <w:tabs>
+          <w:tab w:val="num" w:pos="2880"/>
+        </w:tabs>
+        <w:ind w:left="2880" w:hanging="360"/>
+      </w:pPr>
+      <w:rPr>
+        <w:rFonts w:ascii="Wingdings" w:hAnsi="Wingdings" w:hint="default"/>
+        <w:sz w:val="20"/>
+      </w:rPr>
+    </w:lvl>
+    <w:lvl w:ilvl="4" w:tentative="1">
+      <w:start w:val="1"/>
+      <w:numFmt w:val="bullet"/>
+      <w:lvlText w:val=""/>
+      <w:lvlJc w:val="left"/>
+      <w:pPr>
+        <w:tabs>
+          <w:tab w:val="num" w:pos="3600"/>
+        </w:tabs>
+        <w:ind w:left="3600" w:hanging="360"/>
+      </w:pPr>
+      <w:rPr>
+        <w:rFonts w:ascii="Wingdings" w:hAnsi="Wingdings" w:hint="default"/>
+        <w:sz w:val="20"/>
+      </w:rPr>
+    </w:lvl>
+    <w:lvl w:ilvl="5" w:tentative="1">
+      <w:start w:val="1"/>
+      <w:numFmt w:val="bullet"/>
+      <w:lvlText w:val=""/>
+      <w:lvlJc w:val="left"/>
+      <w:pPr>
+        <w:tabs>
+          <w:tab w:val="num" w:pos="4320"/>
+        </w:tabs>
+        <w:ind w:left="4320" w:hanging="360"/>
+      </w:pPr>
+      <w:rPr>
+        <w:rFonts w:ascii="Wingdings" w:hAnsi="Wingdings" w:hint="default"/>
+        <w:sz w:val="20"/>
+      </w:rPr>
+    </w:lvl>
+    <w:lvl w:ilvl="6" w:tentative="1">
+      <w:start w:val="1"/>
+      <w:numFmt w:val="bullet"/>
+      <w:lvlText w:val=""/>
+      <w:lvlJc w:val="left"/>
+      <w:pPr>
+        <w:tabs>
+          <w:tab w:val="num" w:pos="5040"/>
+        </w:tabs>
+        <w:ind w:left="5040" w:hanging="360"/>
+      </w:pPr>
+      <w:rPr>
+        <w:rFonts w:ascii="Wingdings" w:hAnsi="Wingdings" w:hint="default"/>
+        <w:sz w:val="20"/>
+      </w:rPr>
+    </w:lvl>
+    <w:lvl w:ilvl="7" w:tentative="1">
+      <w:start w:val="1"/>
+      <w:numFmt w:val="bullet"/>
+      <w:lvlText w:val=""/>
+      <w:lvlJc w:val="left"/>
+      <w:pPr>
+        <w:tabs>
+          <w:tab w:val="num" w:pos="5760"/>
+        </w:tabs>
+        <w:ind w:left="5760" w:hanging="360"/>
+      </w:pPr>
+      <w:rPr>
+        <w:rFonts w:ascii="Wingdings" w:hAnsi="Wingdings" w:hint="default"/>
+        <w:sz w:val="20"/>
+      </w:rPr>
+    </w:lvl>
+    <w:lvl w:ilvl="8" w:tentative="1">
+      <w:start w:val="1"/>
+      <w:numFmt w:val="bullet"/>
+      <w:lvlText w:val=""/>
+      <w:lvlJc w:val="left"/>
+      <w:pPr>
+        <w:tabs>
+          <w:tab w:val="num" w:pos="6480"/>
+        </w:tabs>
+        <w:ind w:left="6480" w:hanging="360"/>
+      </w:pPr>
+      <w:rPr>
+        <w:rFonts w:ascii="Wingdings" w:hAnsi="Wingdings" w:hint="default"/>
+        <w:sz w:val="20"/>
+      </w:rPr>
+    </w:lvl>
+  </w:abstractNum>
+  <w:abstractNum w:abstractNumId="6" w15:restartNumberingAfterBreak="0">
+    <w:nsid w:val="6F5974A4"/>
+    <w:multiLevelType w:val="multilevel"/>
+    <w:tmpl w:val="12EAD6DA"/>
+    <w:lvl w:ilvl="0">
+      <w:start w:val="1"/>
+      <w:numFmt w:val="bullet"/>
+      <w:lvlText w:val=""/>
+      <w:lvlJc w:val="left"/>
+      <w:pPr>
+        <w:tabs>
+          <w:tab w:val="num" w:pos="720"/>
+        </w:tabs>
+        <w:ind w:left="720" w:hanging="360"/>
+      </w:pPr>
+      <w:rPr>
+        <w:rFonts w:ascii="Symbol" w:hAnsi="Symbol" w:hint="default"/>
+        <w:sz w:val="20"/>
+      </w:rPr>
+    </w:lvl>
+    <w:lvl w:ilvl="1" w:tentative="1">
+      <w:start w:val="1"/>
+      <w:numFmt w:val="bullet"/>
+      <w:lvlText w:val="o"/>
+      <w:lvlJc w:val="left"/>
+      <w:pPr>
+        <w:tabs>
+          <w:tab w:val="num" w:pos="1440"/>
+        </w:tabs>
+        <w:ind w:left="1440" w:hanging="360"/>
+      </w:pPr>
+      <w:rPr>
+        <w:rFonts w:ascii="Courier New" w:hAnsi="Courier New" w:hint="default"/>
+        <w:sz w:val="20"/>
+      </w:rPr>
+    </w:lvl>
+    <w:lvl w:ilvl="2" w:tentative="1">
+      <w:start w:val="1"/>
+      <w:numFmt w:val="bullet"/>
+      <w:lvlText w:val=""/>
+      <w:lvlJc w:val="left"/>
+      <w:pPr>
+        <w:tabs>
+          <w:tab w:val="num" w:pos="2160"/>
+        </w:tabs>
+        <w:ind w:left="2160" w:hanging="360"/>
+      </w:pPr>
+      <w:rPr>
+        <w:rFonts w:ascii="Wingdings" w:hAnsi="Wingdings" w:hint="default"/>
+        <w:sz w:val="20"/>
+      </w:rPr>
+    </w:lvl>
+    <w:lvl w:ilvl="3" w:tentative="1">
+      <w:start w:val="1"/>
+      <w:numFmt w:val="bullet"/>
+      <w:lvlText w:val=""/>
+      <w:lvlJc w:val="left"/>
+      <w:pPr>
+        <w:tabs>
+          <w:tab w:val="num" w:pos="2880"/>
+        </w:tabs>
+        <w:ind w:left="2880" w:hanging="360"/>
+      </w:pPr>
+      <w:rPr>
+        <w:rFonts w:ascii="Wingdings" w:hAnsi="Wingdings" w:hint="default"/>
+        <w:sz w:val="20"/>
+      </w:rPr>
+    </w:lvl>
+    <w:lvl w:ilvl="4" w:tentative="1">
+      <w:start w:val="1"/>
+      <w:numFmt w:val="bullet"/>
+      <w:lvlText w:val=""/>
+      <w:lvlJc w:val="left"/>
+      <w:pPr>
+        <w:tabs>
+          <w:tab w:val="num" w:pos="3600"/>
+        </w:tabs>
+        <w:ind w:left="3600" w:hanging="360"/>
+      </w:pPr>
+      <w:rPr>
+        <w:rFonts w:ascii="Wingdings" w:hAnsi="Wingdings" w:hint="default"/>
+        <w:sz w:val="20"/>
+      </w:rPr>
+    </w:lvl>
+    <w:lvl w:ilvl="5" w:tentative="1">
+      <w:start w:val="1"/>
+      <w:numFmt w:val="bullet"/>
+      <w:lvlText w:val=""/>
+      <w:lvlJc w:val="left"/>
+      <w:pPr>
+        <w:tabs>
+          <w:tab w:val="num" w:pos="4320"/>
+        </w:tabs>
+        <w:ind w:left="4320" w:hanging="360"/>
+      </w:pPr>
+      <w:rPr>
+        <w:rFonts w:ascii="Wingdings" w:hAnsi="Wingdings" w:hint="default"/>
+        <w:sz w:val="20"/>
+      </w:rPr>
+    </w:lvl>
+    <w:lvl w:ilvl="6" w:tentative="1">
+      <w:start w:val="1"/>
+      <w:numFmt w:val="bullet"/>
+      <w:lvlText w:val=""/>
+      <w:lvlJc w:val="left"/>
+      <w:pPr>
+        <w:tabs>
+          <w:tab w:val="num" w:pos="5040"/>
+        </w:tabs>
+        <w:ind w:left="5040" w:hanging="360"/>
+      </w:pPr>
+      <w:rPr>
+        <w:rFonts w:ascii="Wingdings" w:hAnsi="Wingdings" w:hint="default"/>
+        <w:sz w:val="20"/>
+      </w:rPr>
+    </w:lvl>
+    <w:lvl w:ilvl="7" w:tentative="1">
+      <w:start w:val="1"/>
+      <w:numFmt w:val="bullet"/>
+      <w:lvlText w:val=""/>
+      <w:lvlJc w:val="left"/>
+      <w:pPr>
+        <w:tabs>
+          <w:tab w:val="num" w:pos="5760"/>
+        </w:tabs>
+        <w:ind w:left="5760" w:hanging="360"/>
+      </w:pPr>
+      <w:rPr>
+        <w:rFonts w:ascii="Wingdings" w:hAnsi="Wingdings" w:hint="default"/>
+        <w:sz w:val="20"/>
+      </w:rPr>
+    </w:lvl>
+    <w:lvl w:ilvl="8" w:tentative="1">
+      <w:start w:val="1"/>
+      <w:numFmt w:val="bullet"/>
+      <w:lvlText w:val=""/>
+      <w:lvlJc w:val="left"/>
+      <w:pPr>
+        <w:tabs>
+          <w:tab w:val="num" w:pos="6480"/>
+        </w:tabs>
+        <w:ind w:left="6480" w:hanging="360"/>
+      </w:pPr>
+      <w:rPr>
+        <w:rFonts w:ascii="Wingdings" w:hAnsi="Wingdings" w:hint="default"/>
+        <w:sz w:val="20"/>
+      </w:rPr>
+    </w:lvl>
+  </w:abstractNum>
+  <w:num w:numId="1" w16cid:durableId="231618638">
+    <w:abstractNumId w:val="3"/>
+  </w:num>
+  <w:num w:numId="2" w16cid:durableId="98598906">
+    <w:abstractNumId w:val="6"/>
+  </w:num>
+  <w:num w:numId="3" w16cid:durableId="660045021">
+    <w:abstractNumId w:val="5"/>
+  </w:num>
+  <w:num w:numId="4" w16cid:durableId="750736333">
+    <w:abstractNumId w:val="1"/>
+  </w:num>
+  <w:num w:numId="5" w16cid:durableId="235626059">
+    <w:abstractNumId w:val="2"/>
+  </w:num>
+  <w:num w:numId="6" w16cid:durableId="377978121">
+    <w:abstractNumId w:val="4"/>
+  </w:num>
+  <w:num w:numId="7" w16cid:durableId="1525553363">
     <w:abstractNumId w:val="0"/>
   </w:num>
 </w:numbering>
@@ -1051,7 +5809,6 @@
   <w:style w:type="character" w:default="1" w:styleId="a0">
     <w:name w:val="Default Paragraph Font"/>
     <w:uiPriority w:val="1"/>
-    <w:semiHidden/>
     <w:unhideWhenUsed/>
   </w:style>
   <w:style w:type="table" w:default="1" w:styleId="a1">
